--- a/deliverables/ServiceSetu_Video_Script.docx
+++ b/deliverables/ServiceSetu_Video_Script.docx
@@ -7,7 +7,7 @@
         <w:pStyle w:val="Title"/>
       </w:pPr>
       <w:r>
-        <w:t>ServiceSetu video script</w:t>
+        <w:t>ServiceSetu video voiceover script</w:t>
       </w:r>
     </w:p>
     <w:p>
@@ -15,30 +15,22 @@
         <w:pStyle w:val="Subtitle"/>
       </w:pPr>
       <w:r>
-        <w:t>Recorded ASI One walkthrough and observed chat history</w:t>
+        <w:t>Silent edited ASI One walkthrough and new chat history</w:t>
       </w:r>
     </w:p>
     <w:p>
       <w:r>
-        <w:t>24 October 2026   Target duration about 4 minutes 50 seconds</w:t>
+        <w:t>24 October 2026   Video duration 4 minutes 44 seconds</w:t>
       </w:r>
     </w:p>
     <w:p>
       <w:r>
-        <w:t>Use the actual previously completed ASI One chat while fresh mailbox delivery is unstable. Introduce this as a recorded walkthrough. The owner records and uploads the video; this document is a script, not a video file or a new live run.</w:t>
+        <w:t>Add your voice to ServiceSetu_Silent_Walkthrough.mp4. It uses actual captures of a new authenticated ASI One conversation, edited with titles and pauses. It is not continuous real-time screen recording. Fictional providers and simulated payments remain labelled; no gateway charge or real service reservation is claimed.</w:t>
       </w:r>
     </w:p>
     <w:p>
       <w:r>
-        <w:t>Showcase labels: fictional providers, mock credential registry and simulated payment with no gateway charge. Google Places is implemented and tested locally with mocked responses; live Google calls are disabled and no billing setup is used.</w:t>
-      </w:r>
-    </w:p>
-    <w:p>
-      <w:pPr>
-        <w:pStyle w:val="Heading2"/>
-      </w:pPr>
-      <w:r>
-        <w:t>Narration and screen actions</w:t>
+        <w:t>Official hackpack checked 24 October: video length 3–5 minutes; submission through the ASI One event dashboard Project Submission Agent is mandatory. Follow any additional organizer instructions. The public shared-chat URL and final upload still need the owner.</w:t>
       </w:r>
     </w:p>
     <w:tbl>
@@ -57,9 +49,9 @@
         </w:tblBorders>
       </w:tblPr>
       <w:tblGrid>
-        <w:gridCol w:w="936"/>
-        <w:gridCol w:w="2880"/>
-        <w:gridCol w:w="6336"/>
+        <w:gridCol w:w="1080"/>
+        <w:gridCol w:w="2160"/>
+        <w:gridCol w:w="6912"/>
       </w:tblGrid>
       <w:tr>
         <w:trPr>
@@ -150,7 +142,7 @@
         </w:trPr>
         <w:tc>
           <w:tcPr>
-            <w:tcW w:type="dxa" w:w="936"/>
+            <w:tcW w:type="dxa" w:w="1080"/>
             <w:vAlign w:val="center"/>
             <w:shd w:fill="FFFFFF"/>
             <w:tcMar>
@@ -170,13 +162,13 @@
                 <w:color w:val="000000"/>
                 <w:sz w:val="18"/>
               </w:rPr>
-              <w:t>0:00–0:20</w:t>
+              <w:t>0:00–0:10</w:t>
             </w:r>
           </w:p>
         </w:tc>
         <w:tc>
           <w:tcPr>
-            <w:tcW w:type="dxa" w:w="2880"/>
+            <w:tcW w:type="dxa" w:w="2160"/>
             <w:vAlign w:val="center"/>
             <w:shd w:fill="FFFFFF"/>
             <w:tcMar>
@@ -196,13 +188,13 @@
                 <w:color w:val="000000"/>
                 <w:sz w:val="18"/>
               </w:rPr>
-              <w:t>ServiceSetu Concierge and the completed ASI:One chat.</w:t>
+              <w:t>ServiceSetu</w:t>
             </w:r>
           </w:p>
         </w:tc>
         <w:tc>
           <w:tcPr>
-            <w:tcW w:type="dxa" w:w="6336"/>
+            <w:tcW w:type="dxa" w:w="6912"/>
             <w:vAlign w:val="center"/>
             <w:shd w:fill="FFFFFF"/>
             <w:tcMar>
@@ -222,7 +214,7 @@
                 <w:color w:val="000000"/>
                 <w:sz w:val="18"/>
               </w:rPr>
-              <w:t>Finding a local service is only the first step. Customers also need a clear price, an available appointment, and a way forward when a provider cancels. ServiceSetu coordinates that journey. I’ll walk through a completed demonstration inside one ASI:One conversation.</w:t>
+              <w:t>This is ServiceSetu, a local service booking and recovery agent inside ASI:One. This silent walkthrough uses actual screens from a new authenticated conversation. Providers are fictional and payments are simulated.</w:t>
             </w:r>
           </w:p>
         </w:tc>
@@ -233,7 +225,7 @@
         </w:trPr>
         <w:tc>
           <w:tcPr>
-            <w:tcW w:type="dxa" w:w="936"/>
+            <w:tcW w:type="dxa" w:w="1080"/>
             <w:vAlign w:val="center"/>
             <w:shd w:fill="F4F6F8"/>
             <w:tcMar>
@@ -253,13 +245,13 @@
                 <w:color w:val="000000"/>
                 <w:sz w:val="18"/>
               </w:rPr>
-              <w:t>0:20–0:40</w:t>
+              <w:t>0:10–0:22</w:t>
             </w:r>
           </w:p>
         </w:tc>
         <w:tc>
           <w:tcPr>
-            <w:tcW w:type="dxa" w:w="2880"/>
+            <w:tcW w:type="dxa" w:w="2160"/>
             <w:vAlign w:val="center"/>
             <w:shd w:fill="F4F6F8"/>
             <w:tcMar>
@@ -279,13 +271,13 @@
                 <w:color w:val="000000"/>
                 <w:sz w:val="18"/>
               </w:rPr>
-              <w:t>Public Concierge Agentverse profile, ACP and Chat with Agent link; return to ASI:One.</w:t>
+              <w:t>One Concierge</w:t>
             </w:r>
           </w:p>
         </w:tc>
         <w:tc>
           <w:tcPr>
-            <w:tcW w:type="dxa" w:w="6336"/>
+            <w:tcW w:type="dxa" w:w="6912"/>
             <w:vAlign w:val="center"/>
             <w:shd w:fill="F4F6F8"/>
             <w:tcMar>
@@ -305,7 +297,7 @@
                 <w:color w:val="000000"/>
                 <w:sz w:val="18"/>
               </w:rPr>
-              <w:t>The Concierge is registered on Agentverse and implements the Agent Chat Protocol. It coordinates matching, verification, booking, payment and recovery specialists, together with independent provider agents. Customers interact with one Concierge.</w:t>
+              <w:t>Customers speak to one Concierge. Thirteen existing agent identities coordinate matching, verification, provider responses, booking, payment, recovery and audit history. The customer does not need a custom frontend.</w:t>
             </w:r>
           </w:p>
         </w:tc>
@@ -316,7 +308,7 @@
         </w:trPr>
         <w:tc>
           <w:tcPr>
-            <w:tcW w:type="dxa" w:w="936"/>
+            <w:tcW w:type="dxa" w:w="1080"/>
             <w:vAlign w:val="center"/>
             <w:shd w:fill="FFFFFF"/>
             <w:tcMar>
@@ -336,13 +328,13 @@
                 <w:color w:val="000000"/>
                 <w:sz w:val="18"/>
               </w:rPr>
-              <w:t>0:40–1:10</w:t>
+              <w:t>0:22–0:40</w:t>
             </w:r>
           </w:p>
         </w:tc>
         <w:tc>
           <w:tcPr>
-            <w:tcW w:type="dxa" w:w="2880"/>
+            <w:tcW w:type="dxa" w:w="2160"/>
             <w:vAlign w:val="center"/>
             <w:shd w:fill="FFFFFF"/>
             <w:tcMar>
@@ -362,13 +354,13 @@
                 <w:color w:val="000000"/>
                 <w:sz w:val="18"/>
               </w:rPr>
-              <w:t>Original service request and provider comparison cards.</w:t>
+              <w:t>Live TomTom discovery</w:t>
             </w:r>
           </w:p>
         </w:tc>
         <w:tc>
           <w:tcPr>
-            <w:tcW w:type="dxa" w:w="6336"/>
+            <w:tcW w:type="dxa" w:w="6912"/>
             <w:vAlign w:val="center"/>
             <w:shd w:fill="FFFFFF"/>
             <w:tcMar>
@@ -388,7 +380,7 @@
                 <w:color w:val="000000"/>
                 <w:sz w:val="18"/>
               </w:rPr>
-              <w:t>The customer asks for AC service in Indiranagar, Bengaluru, at 10 AM, with a maximum budget of one thousand rupees. CoolCare offers a visit for 699 rupees and Breeze for 749. These are explicitly fictional demo providers. The expired mock credential excludes another provider.</w:t>
+              <w:t>First, TomTom searches for plumbers in Mandi. Four business results appear with TomTom attribution. These are discoveries, not verified or onboarded ServiceSetu providers, and the search does not create a reservation or payment.</w:t>
             </w:r>
           </w:p>
         </w:tc>
@@ -399,7 +391,7 @@
         </w:trPr>
         <w:tc>
           <w:tcPr>
-            <w:tcW w:type="dxa" w:w="936"/>
+            <w:tcW w:type="dxa" w:w="1080"/>
             <w:vAlign w:val="center"/>
             <w:shd w:fill="F4F6F8"/>
             <w:tcMar>
@@ -419,13 +411,13 @@
                 <w:color w:val="000000"/>
                 <w:sz w:val="18"/>
               </w:rPr>
-              <w:t>1:10–1:40</w:t>
+              <w:t>0:40–1:00</w:t>
             </w:r>
           </w:p>
         </w:tc>
         <w:tc>
           <w:tcPr>
-            <w:tcW w:type="dxa" w:w="2880"/>
+            <w:tcW w:type="dxa" w:w="2160"/>
             <w:vAlign w:val="center"/>
             <w:shd w:fill="F4F6F8"/>
             <w:tcMar>
@@ -445,13 +437,13 @@
                 <w:color w:val="000000"/>
                 <w:sz w:val="18"/>
               </w:rPr>
-              <w:t>CoolCare review, exact scope, exclusions, appointment, price and approval.</w:t>
+              <w:t>Service request</w:t>
             </w:r>
           </w:p>
         </w:tc>
         <w:tc>
           <w:tcPr>
-            <w:tcW w:type="dxa" w:w="6336"/>
+            <w:tcW w:type="dxa" w:w="6912"/>
             <w:vAlign w:val="center"/>
             <w:shd w:fill="F4F6F8"/>
             <w:tcMar>
@@ -471,173 +463,7 @@
                 <w:color w:val="000000"/>
                 <w:sz w:val="18"/>
               </w:rPr>
-              <w:t>The customer reviews the exact quote: one AC service visit for 699 rupees. Parts and extra work require a new quote and approval. The appointment is held temporarily, and approval is tied to this specific quote. An expired hold cannot confirm.</w:t>
-            </w:r>
-          </w:p>
-        </w:tc>
-      </w:tr>
-      <w:tr>
-        <w:trPr>
-          <w:cantSplit/>
-        </w:trPr>
-        <w:tc>
-          <w:tcPr>
-            <w:tcW w:type="dxa" w:w="936"/>
-            <w:vAlign w:val="center"/>
-            <w:shd w:fill="FFFFFF"/>
-            <w:tcMar>
-              <w:top w:w="85" w:type="dxa"/>
-              <w:left w:w="85" w:type="dxa"/>
-              <w:bottom w:w="85" w:type="dxa"/>
-              <w:right w:w="85" w:type="dxa"/>
-            </w:tcMar>
-          </w:tcPr>
-          <w:p>
-            <w:pPr>
-              <w:spacing w:after="40" w:line="252" w:lineRule="auto"/>
-            </w:pPr>
-            <w:r>
-              <w:rPr>
-                <w:b w:val="0"/>
-                <w:color w:val="000000"/>
-                <w:sz w:val="18"/>
-              </w:rPr>
-              <w:t>1:40–2:00</w:t>
-            </w:r>
-          </w:p>
-        </w:tc>
-        <w:tc>
-          <w:tcPr>
-            <w:tcW w:type="dxa" w:w="2880"/>
-            <w:vAlign w:val="center"/>
-            <w:shd w:fill="FFFFFF"/>
-            <w:tcMar>
-              <w:top w:w="85" w:type="dxa"/>
-              <w:left w:w="85" w:type="dxa"/>
-              <w:bottom w:w="85" w:type="dxa"/>
-              <w:right w:w="85" w:type="dxa"/>
-            </w:tcMar>
-          </w:tcPr>
-          <w:p>
-            <w:pPr>
-              <w:spacing w:after="40" w:line="252" w:lineRule="auto"/>
-            </w:pPr>
-            <w:r>
-              <w:rPr>
-                <w:b w:val="0"/>
-                <w:color w:val="000000"/>
-                <w:sz w:val="18"/>
-              </w:rPr>
-              <w:t>Actual original confirmation and the simulated payment label.</w:t>
-            </w:r>
-          </w:p>
-        </w:tc>
-        <w:tc>
-          <w:tcPr>
-            <w:tcW w:type="dxa" w:w="6336"/>
-            <w:vAlign w:val="center"/>
-            <w:shd w:fill="FFFFFF"/>
-            <w:tcMar>
-              <w:top w:w="85" w:type="dxa"/>
-              <w:left w:w="85" w:type="dxa"/>
-              <w:bottom w:w="85" w:type="dxa"/>
-              <w:right w:w="85" w:type="dxa"/>
-            </w:tcMar>
-          </w:tcPr>
-          <w:p>
-            <w:pPr>
-              <w:spacing w:after="40" w:line="252" w:lineRule="auto"/>
-            </w:pPr>
-            <w:r>
-              <w:rPr>
-                <w:b w:val="0"/>
-                <w:color w:val="000000"/>
-                <w:sz w:val="18"/>
-              </w:rPr>
-              <w:t>After explicit approval, the mock payment flow records the booking. The chat clearly says simulated payment, with no gateway charge. No real money is collected and no real business appointment is being claimed.</w:t>
-            </w:r>
-          </w:p>
-        </w:tc>
-      </w:tr>
-      <w:tr>
-        <w:trPr>
-          <w:cantSplit/>
-        </w:trPr>
-        <w:tc>
-          <w:tcPr>
-            <w:tcW w:type="dxa" w:w="936"/>
-            <w:vAlign w:val="center"/>
-            <w:shd w:fill="F4F6F8"/>
-            <w:tcMar>
-              <w:top w:w="85" w:type="dxa"/>
-              <w:left w:w="85" w:type="dxa"/>
-              <w:bottom w:w="85" w:type="dxa"/>
-              <w:right w:w="85" w:type="dxa"/>
-            </w:tcMar>
-          </w:tcPr>
-          <w:p>
-            <w:pPr>
-              <w:spacing w:after="40" w:line="252" w:lineRule="auto"/>
-            </w:pPr>
-            <w:r>
-              <w:rPr>
-                <w:b w:val="0"/>
-                <w:color w:val="000000"/>
-                <w:sz w:val="18"/>
-              </w:rPr>
-              <w:t>2:00–2:35</w:t>
-            </w:r>
-          </w:p>
-        </w:tc>
-        <w:tc>
-          <w:tcPr>
-            <w:tcW w:type="dxa" w:w="2880"/>
-            <w:vAlign w:val="center"/>
-            <w:shd w:fill="F4F6F8"/>
-            <w:tcMar>
-              <w:top w:w="85" w:type="dxa"/>
-              <w:left w:w="85" w:type="dxa"/>
-              <w:bottom w:w="85" w:type="dxa"/>
-              <w:right w:w="85" w:type="dxa"/>
-            </w:tcMar>
-          </w:tcPr>
-          <w:p>
-            <w:pPr>
-              <w:spacing w:after="40" w:line="252" w:lineRule="auto"/>
-            </w:pPr>
-            <w:r>
-              <w:rPr>
-                <w:b w:val="0"/>
-                <w:color w:val="000000"/>
-                <w:sz w:val="18"/>
-              </w:rPr>
-              <w:t>Actual provider cancellation notice and reversal, then replacement offers. For a new valid flow only, the operator uses the cancellation command below.</w:t>
-            </w:r>
-          </w:p>
-        </w:tc>
-        <w:tc>
-          <w:tcPr>
-            <w:tcW w:type="dxa" w:w="6336"/>
-            <w:vAlign w:val="center"/>
-            <w:shd w:fill="F4F6F8"/>
-            <w:tcMar>
-              <w:top w:w="85" w:type="dxa"/>
-              <w:left w:w="85" w:type="dxa"/>
-              <w:bottom w:w="85" w:type="dxa"/>
-              <w:right w:w="85" w:type="dxa"/>
-            </w:tcMar>
-          </w:tcPr>
-          <w:p>
-            <w:pPr>
-              <w:spacing w:after="40" w:line="252" w:lineRule="auto"/>
-            </w:pPr>
-            <w:r>
-              <w:rPr>
-                <w:b w:val="0"/>
-                <w:color w:val="000000"/>
-                <w:sz w:val="18"/>
-              </w:rPr>
-              <w:t>Now the original provider can no longer attend. A provider cancellation event cancels that booking and reverses its simulated payment. Recovery searches for eligible alternatives using the original service, location, appointment and budget. The customer stays in this conversation.</w:t>
+              <w:t>The customer then requests AC service in Indiranagar, Bengaluru, for the twenty-fifth of October at ten AM, under one thousand rupees. CoolCare offers a visit for six hundred ninety-nine rupees; Breeze offers seven hundred forty-nine.</w:t>
             </w:r>
           </w:p>
         </w:tc>
@@ -650,7 +476,7 @@
         <w:pageBreakBefore/>
       </w:pPr>
       <w:r>
-        <w:t>Narration continued</w:t>
+        <w:t>Voiceover continued 2</w:t>
       </w:r>
     </w:p>
     <w:tbl>
@@ -669,9 +495,9 @@
         </w:tblBorders>
       </w:tblPr>
       <w:tblGrid>
-        <w:gridCol w:w="936"/>
-        <w:gridCol w:w="2880"/>
-        <w:gridCol w:w="6336"/>
+        <w:gridCol w:w="1080"/>
+        <w:gridCol w:w="2160"/>
+        <w:gridCol w:w="6912"/>
       </w:tblGrid>
       <w:tr>
         <w:trPr>
@@ -762,7 +588,7 @@
         </w:trPr>
         <w:tc>
           <w:tcPr>
-            <w:tcW w:type="dxa" w:w="936"/>
+            <w:tcW w:type="dxa" w:w="1080"/>
             <w:vAlign w:val="center"/>
             <w:shd w:fill="FFFFFF"/>
             <w:tcMar>
@@ -782,13 +608,13 @@
                 <w:color w:val="000000"/>
                 <w:sz w:val="18"/>
               </w:rPr>
-              <w:t>2:35–3:10</w:t>
+              <w:t>1:00–1:12</w:t>
             </w:r>
           </w:p>
         </w:tc>
         <w:tc>
           <w:tcPr>
-            <w:tcW w:type="dxa" w:w="2880"/>
+            <w:tcW w:type="dxa" w:w="2160"/>
             <w:vAlign w:val="center"/>
             <w:shd w:fill="FFFFFF"/>
             <w:tcMar>
@@ -808,13 +634,13 @@
                 <w:color w:val="000000"/>
                 <w:sz w:val="18"/>
               </w:rPr>
-              <w:t>Breeze replacement review and its separate approval.</w:t>
+              <w:t>Compare providers</w:t>
             </w:r>
           </w:p>
         </w:tc>
         <w:tc>
           <w:tcPr>
-            <w:tcW w:type="dxa" w:w="6336"/>
+            <w:tcW w:type="dxa" w:w="6912"/>
             <w:vAlign w:val="center"/>
             <w:shd w:fill="FFFFFF"/>
             <w:tcMar>
@@ -834,7 +660,7 @@
                 <w:color w:val="000000"/>
                 <w:sz w:val="18"/>
               </w:rPr>
-              <w:t>Breeze is offered at 749 rupees, still under the original one thousand rupee budget and for the same appointment. ServiceSetu asks for fresh review and approval. Approval of CoolCare does not authorize a replacement automatically.</w:t>
+              <w:t>The comparison includes scope, price, appointment and honest demo trust labels. Lapsed AC is excluded because its mock credential expires before the service date.</w:t>
             </w:r>
           </w:p>
         </w:tc>
@@ -845,7 +671,7 @@
         </w:trPr>
         <w:tc>
           <w:tcPr>
-            <w:tcW w:type="dxa" w:w="936"/>
+            <w:tcW w:type="dxa" w:w="1080"/>
             <w:vAlign w:val="center"/>
             <w:shd w:fill="F4F6F8"/>
             <w:tcMar>
@@ -865,13 +691,13 @@
                 <w:color w:val="000000"/>
                 <w:sz w:val="18"/>
               </w:rPr>
-              <w:t>3:10–3:35</w:t>
+              <w:t>1:12–1:36</w:t>
             </w:r>
           </w:p>
         </w:tc>
         <w:tc>
           <w:tcPr>
-            <w:tcW w:type="dxa" w:w="2880"/>
+            <w:tcW w:type="dxa" w:w="2160"/>
             <w:vAlign w:val="center"/>
             <w:shd w:fill="F4F6F8"/>
             <w:tcMar>
@@ -891,13 +717,13 @@
                 <w:color w:val="000000"/>
                 <w:sz w:val="18"/>
               </w:rPr>
-              <w:t>Actual Breeze confirmation and full history.</w:t>
+              <w:t>Review the exact quote</w:t>
             </w:r>
           </w:p>
         </w:tc>
         <w:tc>
           <w:tcPr>
-            <w:tcW w:type="dxa" w:w="6336"/>
+            <w:tcW w:type="dxa" w:w="6912"/>
             <w:vAlign w:val="center"/>
             <w:shd w:fill="F4F6F8"/>
             <w:tcMar>
@@ -917,7 +743,7 @@
                 <w:color w:val="000000"/>
                 <w:sz w:val="18"/>
               </w:rPr>
-              <w:t>After fresh approval, the replacement is confirmed. The full history explains the original request, quote, approval, simulated payment, provider cancellation, reversal, replacement search, new approval and replacement confirmation.</w:t>
+              <w:t>The exact CoolCare quote is reviewed before approval: one AC service visit, its exclusions, the appointment, six hundred ninety-nine rupees, and the temporary hold deadline. Parts or extra work require a new quote. Earlier quotes expired safely, and fresh quotes were requested without changing the expiry protections.</w:t>
             </w:r>
           </w:p>
         </w:tc>
@@ -928,7 +754,7 @@
         </w:trPr>
         <w:tc>
           <w:tcPr>
-            <w:tcW w:type="dxa" w:w="936"/>
+            <w:tcW w:type="dxa" w:w="1080"/>
             <w:vAlign w:val="center"/>
             <w:shd w:fill="FFFFFF"/>
             <w:tcMar>
@@ -948,13 +774,13 @@
                 <w:color w:val="000000"/>
                 <w:sz w:val="18"/>
               </w:rPr>
-              <w:t>3:35–4:00</w:t>
+              <w:t>1:36–1:54</w:t>
             </w:r>
           </w:p>
         </w:tc>
         <w:tc>
           <w:tcPr>
-            <w:tcW w:type="dxa" w:w="2880"/>
+            <w:tcW w:type="dxa" w:w="2160"/>
             <w:vAlign w:val="center"/>
             <w:shd w:fill="FFFFFF"/>
             <w:tcMar>
@@ -974,13 +800,13 @@
                 <w:color w:val="000000"/>
                 <w:sz w:val="18"/>
               </w:rPr>
-              <w:t>Separate TomTom results chat with discovered/not-onboarded labels and attribution.</w:t>
+              <w:t>Explicit approval and mock payment</w:t>
             </w:r>
           </w:p>
         </w:tc>
         <w:tc>
           <w:tcPr>
-            <w:tcW w:type="dxa" w:w="6336"/>
+            <w:tcW w:type="dxa" w:w="6912"/>
             <w:vAlign w:val="center"/>
             <w:shd w:fill="FFFFFF"/>
             <w:tcMar>
@@ -1000,7 +826,7 @@
                 <w:color w:val="000000"/>
                 <w:sz w:val="18"/>
               </w:rPr>
-              <w:t>As a separate discovery tool, TomTom returned live business results in Mandi and Bengaluru. These are discovered businesses, not verified or onboarded ServiceSetu providers. A map listing does not create an appointment or prove availability.</w:t>
+              <w:t>The current quote is explicitly approved. CoolCare is confirmed with simulated payment paid and no gateway charge. The original approval, payment and confirmation are also recorded in the audit. Backend evidence was checked separately from what ASI:One displays.</w:t>
             </w:r>
           </w:p>
         </w:tc>
@@ -1011,7 +837,7 @@
         </w:trPr>
         <w:tc>
           <w:tcPr>
-            <w:tcW w:type="dxa" w:w="936"/>
+            <w:tcW w:type="dxa" w:w="1080"/>
             <w:vAlign w:val="center"/>
             <w:shd w:fill="F4F6F8"/>
             <w:tcMar>
@@ -1031,13 +857,13 @@
                 <w:color w:val="000000"/>
                 <w:sz w:val="18"/>
               </w:rPr>
-              <w:t>4:00–4:15</w:t>
+              <w:t>1:54–2:12</w:t>
             </w:r>
           </w:p>
         </w:tc>
         <w:tc>
           <w:tcPr>
-            <w:tcW w:type="dxa" w:w="2880"/>
+            <w:tcW w:type="dxa" w:w="2160"/>
             <w:vAlign w:val="center"/>
             <w:shd w:fill="F4F6F8"/>
             <w:tcMar>
@@ -1057,13 +883,13 @@
                 <w:color w:val="000000"/>
                 <w:sz w:val="18"/>
               </w:rPr>
-              <w:t>`servicesetu/places.py` and the Google Places test result; keep `.env` closed.</w:t>
+              <w:t>Provider cancellation</w:t>
             </w:r>
           </w:p>
         </w:tc>
         <w:tc>
           <w:tcPr>
-            <w:tcW w:type="dxa" w:w="6336"/>
+            <w:tcW w:type="dxa" w:w="6912"/>
             <w:vAlign w:val="center"/>
             <w:shd w:fill="F4F6F8"/>
             <w:tcMar>
@@ -1083,7 +909,7 @@
                 <w:color w:val="000000"/>
                 <w:sz w:val="18"/>
               </w:rPr>
-              <w:t>An optional Google Places adapter is also implemented and tested locally with mocked responses. Live Google Places is disabled for this showcase. We are not claiming a successful Google API call or spending on it.</w:t>
+              <w:t>Next, the operator uses the existing authenticated control to simulate the assigned provider cancelling. The customer receives the cancellation and the simulated reversal in the same conversation. This represents an unavailable provider; it is not an invented direct message from a real business.</w:t>
             </w:r>
           </w:p>
         </w:tc>
@@ -1094,7 +920,7 @@
         </w:trPr>
         <w:tc>
           <w:tcPr>
-            <w:tcW w:type="dxa" w:w="936"/>
+            <w:tcW w:type="dxa" w:w="1080"/>
             <w:vAlign w:val="center"/>
             <w:shd w:fill="FFFFFF"/>
             <w:tcMar>
@@ -1114,13 +940,13 @@
                 <w:color w:val="000000"/>
                 <w:sz w:val="18"/>
               </w:rPr>
-              <w:t>4:15–4:35</w:t>
+              <w:t>2:12–2:30</w:t>
             </w:r>
           </w:p>
         </w:tc>
         <w:tc>
           <w:tcPr>
-            <w:tcW w:type="dxa" w:w="2880"/>
+            <w:tcW w:type="dxa" w:w="2160"/>
             <w:vAlign w:val="center"/>
             <w:shd w:fill="FFFFFF"/>
             <w:tcMar>
@@ -1140,13 +966,13 @@
                 <w:color w:val="000000"/>
                 <w:sz w:val="18"/>
               </w:rPr>
-              <w:t>Actual test summary and public repository run instructions.</w:t>
+              <w:t>Recovery within the original limits</w:t>
             </w:r>
           </w:p>
         </w:tc>
         <w:tc>
           <w:tcPr>
-            <w:tcW w:type="dxa" w:w="6336"/>
+            <w:tcW w:type="dxa" w:w="6912"/>
             <w:vAlign w:val="center"/>
             <w:shd w:fill="FFFFFF"/>
             <w:tcMar>
@@ -1166,7 +992,121 @@
                 <w:color w:val="000000"/>
                 <w:sz w:val="18"/>
               </w:rPr>
-              <w:t>Local tests cover quote approval, ownership, expiry, duplicate payment handling and cancellation recovery. The local uAgent flow also passes. These local results are separate from the recorded ASI:One conversation.</w:t>
+              <w:t>Recovery looks for an alternative within the original service, area, appointment and one thousand rupee limit. Breeze is eligible at seven hundred forty-nine rupees. Offering a replacement does not automatically confirm it or reuse the original customer approval.</w:t>
+            </w:r>
+          </w:p>
+        </w:tc>
+      </w:tr>
+    </w:tbl>
+    <w:p/>
+    <w:p>
+      <w:pPr>
+        <w:pStyle w:val="Heading1"/>
+        <w:pageBreakBefore/>
+      </w:pPr>
+      <w:r>
+        <w:t>Voiceover continued 3</w:t>
+      </w:r>
+    </w:p>
+    <w:tbl>
+      <w:tblPr>
+        <w:tblW w:type="auto" w:w="0"/>
+        <w:jc w:val="center"/>
+        <w:tblLayout w:type="fixed"/>
+        <w:tblLook w:firstColumn="1" w:firstRow="1" w:lastColumn="0" w:lastRow="0" w:noHBand="0" w:noVBand="1" w:val="04A0"/>
+        <w:tblBorders>
+          <w:top w:val="single" w:sz="4" w:color="D9D9D9"/>
+          <w:left w:val="single" w:sz="4" w:color="D9D9D9"/>
+          <w:bottom w:val="single" w:sz="4" w:color="D9D9D9"/>
+          <w:right w:val="single" w:sz="4" w:color="D9D9D9"/>
+          <w:insideH w:val="single" w:sz="4" w:color="D9D9D9"/>
+          <w:insideV w:val="single" w:sz="4" w:color="D9D9D9"/>
+        </w:tblBorders>
+      </w:tblPr>
+      <w:tblGrid>
+        <w:gridCol w:w="1080"/>
+        <w:gridCol w:w="2160"/>
+        <w:gridCol w:w="6912"/>
+      </w:tblGrid>
+      <w:tr>
+        <w:trPr>
+          <w:tblHeader/>
+        </w:trPr>
+        <w:tc>
+          <w:tcPr>
+            <w:tcW w:type="dxa" w:w="3408"/>
+            <w:vAlign w:val="center"/>
+            <w:shd w:fill="333333"/>
+            <w:tcMar>
+              <w:top w:w="85" w:type="dxa"/>
+              <w:left w:w="85" w:type="dxa"/>
+              <w:bottom w:w="85" w:type="dxa"/>
+              <w:right w:w="85" w:type="dxa"/>
+            </w:tcMar>
+          </w:tcPr>
+          <w:p>
+            <w:pPr>
+              <w:spacing w:after="40" w:line="252" w:lineRule="auto"/>
+            </w:pPr>
+            <w:r>
+              <w:rPr>
+                <w:b/>
+                <w:color w:val="FFFFFF"/>
+                <w:sz w:val="18"/>
+              </w:rPr>
+              <w:t>Time</w:t>
+            </w:r>
+          </w:p>
+        </w:tc>
+        <w:tc>
+          <w:tcPr>
+            <w:tcW w:type="dxa" w:w="3408"/>
+            <w:vAlign w:val="center"/>
+            <w:shd w:fill="333333"/>
+            <w:tcMar>
+              <w:top w:w="85" w:type="dxa"/>
+              <w:left w:w="85" w:type="dxa"/>
+              <w:bottom w:w="85" w:type="dxa"/>
+              <w:right w:w="85" w:type="dxa"/>
+            </w:tcMar>
+          </w:tcPr>
+          <w:p>
+            <w:pPr>
+              <w:spacing w:after="40" w:line="252" w:lineRule="auto"/>
+            </w:pPr>
+            <w:r>
+              <w:rPr>
+                <w:b/>
+                <w:color w:val="FFFFFF"/>
+                <w:sz w:val="18"/>
+              </w:rPr>
+              <w:t>Show</w:t>
+            </w:r>
+          </w:p>
+        </w:tc>
+        <w:tc>
+          <w:tcPr>
+            <w:tcW w:type="dxa" w:w="3408"/>
+            <w:vAlign w:val="center"/>
+            <w:shd w:fill="333333"/>
+            <w:tcMar>
+              <w:top w:w="85" w:type="dxa"/>
+              <w:left w:w="85" w:type="dxa"/>
+              <w:bottom w:w="85" w:type="dxa"/>
+              <w:right w:w="85" w:type="dxa"/>
+            </w:tcMar>
+          </w:tcPr>
+          <w:p>
+            <w:pPr>
+              <w:spacing w:after="40" w:line="252" w:lineRule="auto"/>
+            </w:pPr>
+            <w:r>
+              <w:rPr>
+                <w:b/>
+                <w:color w:val="FFFFFF"/>
+                <w:sz w:val="18"/>
+              </w:rPr>
+              <w:t>Say</w:t>
             </w:r>
           </w:p>
         </w:tc>
@@ -1177,7 +1117,90 @@
         </w:trPr>
         <w:tc>
           <w:tcPr>
-            <w:tcW w:type="dxa" w:w="936"/>
+            <w:tcW w:type="dxa" w:w="1080"/>
+            <w:vAlign w:val="center"/>
+            <w:shd w:fill="FFFFFF"/>
+            <w:tcMar>
+              <w:top w:w="85" w:type="dxa"/>
+              <w:left w:w="85" w:type="dxa"/>
+              <w:bottom w:w="85" w:type="dxa"/>
+              <w:right w:w="85" w:type="dxa"/>
+            </w:tcMar>
+          </w:tcPr>
+          <w:p>
+            <w:pPr>
+              <w:spacing w:after="40" w:line="252" w:lineRule="auto"/>
+            </w:pPr>
+            <w:r>
+              <w:rPr>
+                <w:b w:val="0"/>
+                <w:color w:val="000000"/>
+                <w:sz w:val="18"/>
+              </w:rPr>
+              <w:t>2:30–2:52</w:t>
+            </w:r>
+          </w:p>
+        </w:tc>
+        <w:tc>
+          <w:tcPr>
+            <w:tcW w:type="dxa" w:w="2160"/>
+            <w:vAlign w:val="center"/>
+            <w:shd w:fill="FFFFFF"/>
+            <w:tcMar>
+              <w:top w:w="85" w:type="dxa"/>
+              <w:left w:w="85" w:type="dxa"/>
+              <w:bottom w:w="85" w:type="dxa"/>
+              <w:right w:w="85" w:type="dxa"/>
+            </w:tcMar>
+          </w:tcPr>
+          <w:p>
+            <w:pPr>
+              <w:spacing w:after="40" w:line="252" w:lineRule="auto"/>
+            </w:pPr>
+            <w:r>
+              <w:rPr>
+                <w:b w:val="0"/>
+                <w:color w:val="000000"/>
+                <w:sz w:val="18"/>
+              </w:rPr>
+              <w:t>Fresh replacement review</w:t>
+            </w:r>
+          </w:p>
+        </w:tc>
+        <w:tc>
+          <w:tcPr>
+            <w:tcW w:type="dxa" w:w="6912"/>
+            <w:vAlign w:val="center"/>
+            <w:shd w:fill="FFFFFF"/>
+            <w:tcMar>
+              <w:top w:w="85" w:type="dxa"/>
+              <w:left w:w="85" w:type="dxa"/>
+              <w:bottom w:w="85" w:type="dxa"/>
+              <w:right w:w="85" w:type="dxa"/>
+            </w:tcMar>
+          </w:tcPr>
+          <w:p>
+            <w:pPr>
+              <w:spacing w:after="40" w:line="252" w:lineRule="auto"/>
+            </w:pPr>
+            <w:r>
+              <w:rPr>
+                <w:b w:val="0"/>
+                <w:color w:val="000000"/>
+                <w:sz w:val="18"/>
+              </w:rPr>
+              <w:t>The customer reviews Breeze separately. A short invalid address was rejected and corrected using fictional demo details. The new exact quote, exclusions, appointment, price and hold deadline are shown. Fresh approval is required before its separate simulated payment.</w:t>
+            </w:r>
+          </w:p>
+        </w:tc>
+      </w:tr>
+      <w:tr>
+        <w:trPr>
+          <w:cantSplit/>
+        </w:trPr>
+        <w:tc>
+          <w:tcPr>
+            <w:tcW w:type="dxa" w:w="1080"/>
             <w:vAlign w:val="center"/>
             <w:shd w:fill="F4F6F8"/>
             <w:tcMar>
@@ -1197,13 +1220,13 @@
                 <w:color w:val="000000"/>
                 <w:sz w:val="18"/>
               </w:rPr>
-              <w:t>4:35–4:50</w:t>
+              <w:t>2:52–3:10</w:t>
             </w:r>
           </w:p>
         </w:tc>
         <w:tc>
           <w:tcPr>
-            <w:tcW w:type="dxa" w:w="2880"/>
+            <w:tcW w:type="dxa" w:w="2160"/>
             <w:vAlign w:val="center"/>
             <w:shd w:fill="F4F6F8"/>
             <w:tcMar>
@@ -1223,13 +1246,13 @@
                 <w:color w:val="000000"/>
                 <w:sz w:val="18"/>
               </w:rPr>
-              <w:t>Public repo/profile and final confirmed replacement history.</w:t>
+              <w:t>Replacement confirmed</w:t>
             </w:r>
           </w:p>
         </w:tc>
         <w:tc>
           <w:tcPr>
-            <w:tcW w:type="dxa" w:w="6336"/>
+            <w:tcW w:type="dxa" w:w="6912"/>
             <w:vAlign w:val="center"/>
             <w:shd w:fill="F4F6F8"/>
             <w:tcMar>
@@ -1249,7 +1272,256 @@
                 <w:color w:val="000000"/>
                 <w:sz w:val="18"/>
               </w:rPr>
-              <w:t>The current prototype uses fictional providers, a mock registry and simulated payments. The latest fresh retry hit intermittent message-delivery failures, so this video uses the completed recorded chat. A real pilot needs a consenting business and operator-confirmed services, prices and availability. Source and run instructions are public.</w:t>
+              <w:t>After that fresh approval, Breeze is confirmed for the original appointment. The payment rail again says simulated, with no gateway charge. The database independently confirms the original cancellation and refund status, and this approved replacement.</w:t>
+            </w:r>
+          </w:p>
+        </w:tc>
+      </w:tr>
+      <w:tr>
+        <w:trPr>
+          <w:cantSplit/>
+        </w:trPr>
+        <w:tc>
+          <w:tcPr>
+            <w:tcW w:type="dxa" w:w="1080"/>
+            <w:vAlign w:val="center"/>
+            <w:shd w:fill="FFFFFF"/>
+            <w:tcMar>
+              <w:top w:w="85" w:type="dxa"/>
+              <w:left w:w="85" w:type="dxa"/>
+              <w:bottom w:w="85" w:type="dxa"/>
+              <w:right w:w="85" w:type="dxa"/>
+            </w:tcMar>
+          </w:tcPr>
+          <w:p>
+            <w:pPr>
+              <w:spacing w:after="40" w:line="252" w:lineRule="auto"/>
+            </w:pPr>
+            <w:r>
+              <w:rPr>
+                <w:b w:val="0"/>
+                <w:color w:val="000000"/>
+                <w:sz w:val="18"/>
+              </w:rPr>
+              <w:t>3:10–3:24</w:t>
+            </w:r>
+          </w:p>
+        </w:tc>
+        <w:tc>
+          <w:tcPr>
+            <w:tcW w:type="dxa" w:w="2160"/>
+            <w:vAlign w:val="center"/>
+            <w:shd w:fill="FFFFFF"/>
+            <w:tcMar>
+              <w:top w:w="85" w:type="dxa"/>
+              <w:left w:w="85" w:type="dxa"/>
+              <w:bottom w:w="85" w:type="dxa"/>
+              <w:right w:w="85" w:type="dxa"/>
+            </w:tcMar>
+          </w:tcPr>
+          <w:p>
+            <w:pPr>
+              <w:spacing w:after="40" w:line="252" w:lineRule="auto"/>
+            </w:pPr>
+            <w:r>
+              <w:rPr>
+                <w:b w:val="0"/>
+                <w:color w:val="000000"/>
+                <w:sz w:val="18"/>
+              </w:rPr>
+              <w:t>Booking history</w:t>
+            </w:r>
+          </w:p>
+        </w:tc>
+        <w:tc>
+          <w:tcPr>
+            <w:tcW w:type="dxa" w:w="6912"/>
+            <w:vAlign w:val="center"/>
+            <w:shd w:fill="FFFFFF"/>
+            <w:tcMar>
+              <w:top w:w="85" w:type="dxa"/>
+              <w:left w:w="85" w:type="dxa"/>
+              <w:bottom w:w="85" w:type="dxa"/>
+              <w:right w:w="85" w:type="dxa"/>
+            </w:tcMar>
+          </w:tcPr>
+          <w:p>
+            <w:pPr>
+              <w:spacing w:after="40" w:line="252" w:lineRule="auto"/>
+            </w:pPr>
+            <w:r>
+              <w:rPr>
+                <w:b w:val="0"/>
+                <w:color w:val="000000"/>
+                <w:sz w:val="18"/>
+              </w:rPr>
+              <w:t>The customer asks to see what happened. The new conversation displays eighteen recorded events, beginning with the request, quote, temporary hold, exact approval, simulated payment and original confirmation.</w:t>
+            </w:r>
+          </w:p>
+        </w:tc>
+      </w:tr>
+      <w:tr>
+        <w:trPr>
+          <w:cantSplit/>
+        </w:trPr>
+        <w:tc>
+          <w:tcPr>
+            <w:tcW w:type="dxa" w:w="1080"/>
+            <w:vAlign w:val="center"/>
+            <w:shd w:fill="F4F6F8"/>
+            <w:tcMar>
+              <w:top w:w="85" w:type="dxa"/>
+              <w:left w:w="85" w:type="dxa"/>
+              <w:bottom w:w="85" w:type="dxa"/>
+              <w:right w:w="85" w:type="dxa"/>
+            </w:tcMar>
+          </w:tcPr>
+          <w:p>
+            <w:pPr>
+              <w:spacing w:after="40" w:line="252" w:lineRule="auto"/>
+            </w:pPr>
+            <w:r>
+              <w:rPr>
+                <w:b w:val="0"/>
+                <w:color w:val="000000"/>
+                <w:sz w:val="18"/>
+              </w:rPr>
+              <w:t>3:24–3:38</w:t>
+            </w:r>
+          </w:p>
+        </w:tc>
+        <w:tc>
+          <w:tcPr>
+            <w:tcW w:type="dxa" w:w="2160"/>
+            <w:vAlign w:val="center"/>
+            <w:shd w:fill="F4F6F8"/>
+            <w:tcMar>
+              <w:top w:w="85" w:type="dxa"/>
+              <w:left w:w="85" w:type="dxa"/>
+              <w:bottom w:w="85" w:type="dxa"/>
+              <w:right w:w="85" w:type="dxa"/>
+            </w:tcMar>
+          </w:tcPr>
+          <w:p>
+            <w:pPr>
+              <w:spacing w:after="40" w:line="252" w:lineRule="auto"/>
+            </w:pPr>
+            <w:r>
+              <w:rPr>
+                <w:b w:val="0"/>
+                <w:color w:val="000000"/>
+                <w:sz w:val="18"/>
+              </w:rPr>
+              <w:t>Cancellation and replacement audit</w:t>
+            </w:r>
+          </w:p>
+        </w:tc>
+        <w:tc>
+          <w:tcPr>
+            <w:tcW w:type="dxa" w:w="6912"/>
+            <w:vAlign w:val="center"/>
+            <w:shd w:fill="F4F6F8"/>
+            <w:tcMar>
+              <w:top w:w="85" w:type="dxa"/>
+              <w:left w:w="85" w:type="dxa"/>
+              <w:bottom w:w="85" w:type="dxa"/>
+              <w:right w:w="85" w:type="dxa"/>
+            </w:tcMar>
+          </w:tcPr>
+          <w:p>
+            <w:pPr>
+              <w:spacing w:after="40" w:line="252" w:lineRule="auto"/>
+            </w:pPr>
+            <w:r>
+              <w:rPr>
+                <w:b w:val="0"/>
+                <w:color w:val="000000"/>
+                <w:sz w:val="18"/>
+              </w:rPr>
+              <w:t>The timeline then explains the provider cancellation, appointment release and constrained replacement search. It shows the new quote, address correction and fresh review, so the recovery can be understood without inspecting a database.</w:t>
+            </w:r>
+          </w:p>
+        </w:tc>
+      </w:tr>
+      <w:tr>
+        <w:trPr>
+          <w:cantSplit/>
+        </w:trPr>
+        <w:tc>
+          <w:tcPr>
+            <w:tcW w:type="dxa" w:w="1080"/>
+            <w:vAlign w:val="center"/>
+            <w:shd w:fill="FFFFFF"/>
+            <w:tcMar>
+              <w:top w:w="85" w:type="dxa"/>
+              <w:left w:w="85" w:type="dxa"/>
+              <w:bottom w:w="85" w:type="dxa"/>
+              <w:right w:w="85" w:type="dxa"/>
+            </w:tcMar>
+          </w:tcPr>
+          <w:p>
+            <w:pPr>
+              <w:spacing w:after="40" w:line="252" w:lineRule="auto"/>
+            </w:pPr>
+            <w:r>
+              <w:rPr>
+                <w:b w:val="0"/>
+                <w:color w:val="000000"/>
+                <w:sz w:val="18"/>
+              </w:rPr>
+              <w:t>3:38–3:52</w:t>
+            </w:r>
+          </w:p>
+        </w:tc>
+        <w:tc>
+          <w:tcPr>
+            <w:tcW w:type="dxa" w:w="2160"/>
+            <w:vAlign w:val="center"/>
+            <w:shd w:fill="FFFFFF"/>
+            <w:tcMar>
+              <w:top w:w="85" w:type="dxa"/>
+              <w:left w:w="85" w:type="dxa"/>
+              <w:bottom w:w="85" w:type="dxa"/>
+              <w:right w:w="85" w:type="dxa"/>
+            </w:tcMar>
+          </w:tcPr>
+          <w:p>
+            <w:pPr>
+              <w:spacing w:after="40" w:line="252" w:lineRule="auto"/>
+            </w:pPr>
+            <w:r>
+              <w:rPr>
+                <w:b w:val="0"/>
+                <w:color w:val="000000"/>
+                <w:sz w:val="18"/>
+              </w:rPr>
+              <w:t>History completes the journey</w:t>
+            </w:r>
+          </w:p>
+        </w:tc>
+        <w:tc>
+          <w:tcPr>
+            <w:tcW w:type="dxa" w:w="6912"/>
+            <w:vAlign w:val="center"/>
+            <w:shd w:fill="FFFFFF"/>
+            <w:tcMar>
+              <w:top w:w="85" w:type="dxa"/>
+              <w:left w:w="85" w:type="dxa"/>
+              <w:bottom w:w="85" w:type="dxa"/>
+              <w:right w:w="85" w:type="dxa"/>
+            </w:tcMar>
+          </w:tcPr>
+          <w:p>
+            <w:pPr>
+              <w:spacing w:after="40" w:line="252" w:lineRule="auto"/>
+            </w:pPr>
+            <w:r>
+              <w:rPr>
+                <w:b w:val="0"/>
+                <w:color w:val="000000"/>
+                <w:sz w:val="18"/>
+              </w:rPr>
+              <w:t>The final events record fresh Breeze approval, the separate simulated payment and replacement confirmation. This is the displayed booking history. It does not claim a real service appointment, gateway charge or blockchain transaction.</w:t>
             </w:r>
           </w:p>
         </w:tc>
@@ -1258,161 +1530,11 @@
     <w:p/>
     <w:p>
       <w:pPr>
-        <w:pStyle w:val="Heading2"/>
-      </w:pPr>
-      <w:r>
-        <w:t>Google Places wording</w:t>
-      </w:r>
-    </w:p>
-    <w:p>
-      <w:r>
-        <w:t>Say: An optional Google Places adapter is implemented and tested locally with mocked responses. Live Google Places is disabled for this showcase. We are not claiming a successful Google API call or spending on it.</w:t>
-      </w:r>
-    </w:p>
-    <w:p>
-      <w:r>
-        <w:t>Show source and the real local test result only. Use the separately observed TomTom result cards for live business-discovery evidence. Taskrabbit is optional; if mentioned, explain its US-only assistance and external handoff, with no ServiceSetu reservation or payment.</w:t>
-      </w:r>
-    </w:p>
-    <w:p>
-      <w:pPr>
-        <w:pStyle w:val="Heading2"/>
-      </w:pPr>
-      <w:r>
-        <w:t>Keep the evidence readable</w:t>
-      </w:r>
-    </w:p>
-    <w:p>
-      <w:r>
-        <w:t>Pause on both prices, both explicit approvals, the provider cancellation notice and the final history. Keep private configuration, control tokens, real customer addresses, wallet secrets and private chat URLs out of the recording.</w:t>
-      </w:r>
-    </w:p>
-    <w:p>
-      <w:pPr>
         <w:pStyle w:val="Heading1"/>
         <w:pageBreakBefore/>
       </w:pPr>
       <w:r>
-        <w:t>Exact customer actions for a new recording</w:t>
-      </w:r>
-    </w:p>
-    <w:p>
-      <w:r>
-        <w:t>A new request made on 24 October with tomorrow at 10 AM means 25 October. The prior recorded appointment is 24 October. Keep these dates distinct. Use one conversation addressed to @servicesetu and a single PAYMENT_MODE=mock mailbox mesh.</w:t>
-      </w:r>
-    </w:p>
-    <w:p>
-      <w:pPr>
-        <w:pStyle w:val="ListBullet"/>
-      </w:pPr>
-      <w:r>
-        <w:t>Send: AC service in Indiranagar Bengaluru tomorrow 10am under INR 1000.</w:t>
-      </w:r>
-    </w:p>
-    <w:p>
-      <w:pPr>
-        <w:pStyle w:val="ListBullet"/>
-      </w:pPr>
-      <w:r>
-        <w:t>Show the real comparison response. Choose Review quote for the current CoolCare option, then Skip for now for the optional address.</w:t>
-      </w:r>
-    </w:p>
-    <w:p>
-      <w:pPr>
-        <w:pStyle w:val="ListBullet"/>
-      </w:pPr>
-      <w:r>
-        <w:t>Read scope, exclusions, INR 699, appointment and deadline. Choose Approve test payment only while that current review is valid.</w:t>
-      </w:r>
-    </w:p>
-    <w:p>
-      <w:pPr>
-        <w:pStyle w:val="ListBullet"/>
-      </w:pPr>
-      <w:r>
-        <w:t>Wait for the actual rendered confirmation and Simulated no gateway charge label. A backend booking row alone is not the confirmation scene.</w:t>
-      </w:r>
-    </w:p>
-    <w:p>
-      <w:pPr>
-        <w:pStyle w:val="ListBullet"/>
-      </w:pPr>
-      <w:r>
-        <w:t>Only after confirmation, the operator triggers the assigned provider cancellation using its actual booking ID and the command below.</w:t>
-      </w:r>
-    </w:p>
-    <w:p>
-      <w:pPr>
-        <w:pStyle w:val="ListBullet"/>
-      </w:pPr>
-      <w:r>
-        <w:t>Show the real cancellation notice and simulated reversal. If a notice is missed, send status and then recover.</w:t>
-      </w:r>
-    </w:p>
-    <w:p>
-      <w:pPr>
-        <w:pStyle w:val="ListBullet"/>
-      </w:pPr>
-      <w:r>
-        <w:t>Review the current Breeze alternative at INR 749. Explicitly approve its fresh quote, wait for actual replacement confirmation, then send show what happened.</w:t>
-      </w:r>
-    </w:p>
-    <w:p>
-      <w:pPr>
-        <w:keepNext w:val="0"/>
-        <w:spacing w:after="140" w:line="240" w:lineRule="auto"/>
-      </w:pPr>
-      <w:r>
-        <w:rPr>
-          <w:rFonts w:ascii="Courier New" w:hAnsi="Courier New"/>
-          <w:sz w:val="16"/>
-        </w:rPr>
-        <w:t>.venv/bin/python scripts/cancel_provider.py p1 BOOKING_ID</w:t>
-      </w:r>
-    </w:p>
-    <w:p>
-      <w:r>
-        <w:t>Use p1 only if it is the assigned provider. The existing command reads its private token. This event represents a provider who cannot attend; do not invent a direct provider message that the UI did not send.</w:t>
-      </w:r>
-    </w:p>
-    <w:p>
-      <w:pPr>
-        <w:pStyle w:val="Heading2"/>
-      </w:pPr>
-      <w:r>
-        <w:t>Expiry and recorded evidence</w:t>
-      </w:r>
-    </w:p>
-    <w:p>
-      <w:r>
-        <w:t>If a hold expires, request fresh providers and review again. Never reuse an old approval card or relax expiry protection. If delivery remains unstable, stop the fresh recording and use the honestly labelled completed prior conversation. Scroll its original messages without clicking old buttons.</w:t>
-      </w:r>
-    </w:p>
-    <w:p>
-      <w:pPr>
-        <w:pStyle w:val="Heading2"/>
-      </w:pPr>
-      <w:r>
-        <w:t>Final submission actions</w:t>
-      </w:r>
-    </w:p>
-    <w:p>
-      <w:r>
-        <w:t>Obtain and independently verify the public ASI One Shared Chat URL; a private chat URL is insufficient. Upload the owner recorded video and the real public repository and agent profile links to Devpost. Links are in docs/video-script.md. Laptop shutdown requires a verified remote host for fresh interaction; none is deployed. Free options and migration checks are in docs/hosting.md. The mailbox issue remains unproven resolved.</w:t>
-      </w:r>
-    </w:p>
-    <w:p>
-      <w:pPr>
-        <w:pStyle w:val="Heading1"/>
-        <w:pageBreakBefore/>
-      </w:pPr>
-      <w:r>
-        <w:t>Observed prior chat history</w:t>
-      </w:r>
-    </w:p>
-    <w:p>
-      <w:r>
-        <w:t>This reproduces the observed prior 17-event outline. It is not a new agent transcript. Show the actual chat messages/cards on screen; do not paste this script into a chat as evidence. All events are on 23 October 2026 in IST. The appointment is 24 October 2026 at 10 AM IST, with maximum budget INR 1,000.</w:t>
+        <w:t>Voiceover continued 4</w:t>
       </w:r>
     </w:p>
     <w:tbl>
@@ -1431,8 +1553,555 @@
         </w:tblBorders>
       </w:tblPr>
       <w:tblGrid>
-        <w:gridCol w:w="1800"/>
-        <w:gridCol w:w="8352"/>
+        <w:gridCol w:w="1080"/>
+        <w:gridCol w:w="2160"/>
+        <w:gridCol w:w="6912"/>
+      </w:tblGrid>
+      <w:tr>
+        <w:trPr>
+          <w:tblHeader/>
+        </w:trPr>
+        <w:tc>
+          <w:tcPr>
+            <w:tcW w:type="dxa" w:w="3408"/>
+            <w:vAlign w:val="center"/>
+            <w:shd w:fill="333333"/>
+            <w:tcMar>
+              <w:top w:w="85" w:type="dxa"/>
+              <w:left w:w="85" w:type="dxa"/>
+              <w:bottom w:w="85" w:type="dxa"/>
+              <w:right w:w="85" w:type="dxa"/>
+            </w:tcMar>
+          </w:tcPr>
+          <w:p>
+            <w:pPr>
+              <w:spacing w:after="40" w:line="252" w:lineRule="auto"/>
+            </w:pPr>
+            <w:r>
+              <w:rPr>
+                <w:b/>
+                <w:color w:val="FFFFFF"/>
+                <w:sz w:val="18"/>
+              </w:rPr>
+              <w:t>Time</w:t>
+            </w:r>
+          </w:p>
+        </w:tc>
+        <w:tc>
+          <w:tcPr>
+            <w:tcW w:type="dxa" w:w="3408"/>
+            <w:vAlign w:val="center"/>
+            <w:shd w:fill="333333"/>
+            <w:tcMar>
+              <w:top w:w="85" w:type="dxa"/>
+              <w:left w:w="85" w:type="dxa"/>
+              <w:bottom w:w="85" w:type="dxa"/>
+              <w:right w:w="85" w:type="dxa"/>
+            </w:tcMar>
+          </w:tcPr>
+          <w:p>
+            <w:pPr>
+              <w:spacing w:after="40" w:line="252" w:lineRule="auto"/>
+            </w:pPr>
+            <w:r>
+              <w:rPr>
+                <w:b/>
+                <w:color w:val="FFFFFF"/>
+                <w:sz w:val="18"/>
+              </w:rPr>
+              <w:t>Show</w:t>
+            </w:r>
+          </w:p>
+        </w:tc>
+        <w:tc>
+          <w:tcPr>
+            <w:tcW w:type="dxa" w:w="3408"/>
+            <w:vAlign w:val="center"/>
+            <w:shd w:fill="333333"/>
+            <w:tcMar>
+              <w:top w:w="85" w:type="dxa"/>
+              <w:left w:w="85" w:type="dxa"/>
+              <w:bottom w:w="85" w:type="dxa"/>
+              <w:right w:w="85" w:type="dxa"/>
+            </w:tcMar>
+          </w:tcPr>
+          <w:p>
+            <w:pPr>
+              <w:spacing w:after="40" w:line="252" w:lineRule="auto"/>
+            </w:pPr>
+            <w:r>
+              <w:rPr>
+                <w:b/>
+                <w:color w:val="FFFFFF"/>
+                <w:sz w:val="18"/>
+              </w:rPr>
+              <w:t>Say</w:t>
+            </w:r>
+          </w:p>
+        </w:tc>
+      </w:tr>
+      <w:tr>
+        <w:trPr>
+          <w:cantSplit/>
+        </w:trPr>
+        <w:tc>
+          <w:tcPr>
+            <w:tcW w:type="dxa" w:w="1080"/>
+            <w:vAlign w:val="center"/>
+            <w:shd w:fill="FFFFFF"/>
+            <w:tcMar>
+              <w:top w:w="85" w:type="dxa"/>
+              <w:left w:w="85" w:type="dxa"/>
+              <w:bottom w:w="85" w:type="dxa"/>
+              <w:right w:w="85" w:type="dxa"/>
+            </w:tcMar>
+          </w:tcPr>
+          <w:p>
+            <w:pPr>
+              <w:spacing w:after="40" w:line="252" w:lineRule="auto"/>
+            </w:pPr>
+            <w:r>
+              <w:rPr>
+                <w:b w:val="0"/>
+                <w:color w:val="000000"/>
+                <w:sz w:val="18"/>
+              </w:rPr>
+              <w:t>3:52–4:02</w:t>
+            </w:r>
+          </w:p>
+        </w:tc>
+        <w:tc>
+          <w:tcPr>
+            <w:tcW w:type="dxa" w:w="2160"/>
+            <w:vAlign w:val="center"/>
+            <w:shd w:fill="FFFFFF"/>
+            <w:tcMar>
+              <w:top w:w="85" w:type="dxa"/>
+              <w:left w:w="85" w:type="dxa"/>
+              <w:bottom w:w="85" w:type="dxa"/>
+              <w:right w:w="85" w:type="dxa"/>
+            </w:tcMar>
+          </w:tcPr>
+          <w:p>
+            <w:pPr>
+              <w:spacing w:after="40" w:line="252" w:lineRule="auto"/>
+            </w:pPr>
+            <w:r>
+              <w:rPr>
+                <w:b w:val="0"/>
+                <w:color w:val="000000"/>
+                <w:sz w:val="18"/>
+              </w:rPr>
+              <w:t>Booking lifecycle controls</w:t>
+            </w:r>
+          </w:p>
+        </w:tc>
+        <w:tc>
+          <w:tcPr>
+            <w:tcW w:type="dxa" w:w="6912"/>
+            <w:vAlign w:val="center"/>
+            <w:shd w:fill="FFFFFF"/>
+            <w:tcMar>
+              <w:top w:w="85" w:type="dxa"/>
+              <w:left w:w="85" w:type="dxa"/>
+              <w:bottom w:w="85" w:type="dxa"/>
+              <w:right w:w="85" w:type="dxa"/>
+            </w:tcMar>
+          </w:tcPr>
+          <w:p>
+            <w:pPr>
+              <w:spacing w:after="40" w:line="252" w:lineRule="auto"/>
+            </w:pPr>
+            <w:r>
+              <w:rPr>
+                <w:b w:val="0"/>
+                <w:color w:val="000000"/>
+                <w:sz w:val="18"/>
+              </w:rPr>
+              <w:t>The confirmed booking card also exposes messaging, message history, completion and problem reporting. Here we show those controls; we do not claim a real service was completed or a problem resolved.</w:t>
+            </w:r>
+          </w:p>
+        </w:tc>
+      </w:tr>
+      <w:tr>
+        <w:trPr>
+          <w:cantSplit/>
+        </w:trPr>
+        <w:tc>
+          <w:tcPr>
+            <w:tcW w:type="dxa" w:w="1080"/>
+            <w:vAlign w:val="center"/>
+            <w:shd w:fill="F4F6F8"/>
+            <w:tcMar>
+              <w:top w:w="85" w:type="dxa"/>
+              <w:left w:w="85" w:type="dxa"/>
+              <w:bottom w:w="85" w:type="dxa"/>
+              <w:right w:w="85" w:type="dxa"/>
+            </w:tcMar>
+          </w:tcPr>
+          <w:p>
+            <w:pPr>
+              <w:spacing w:after="40" w:line="252" w:lineRule="auto"/>
+            </w:pPr>
+            <w:r>
+              <w:rPr>
+                <w:b w:val="0"/>
+                <w:color w:val="000000"/>
+                <w:sz w:val="18"/>
+              </w:rPr>
+              <w:t>4:02–4:12</w:t>
+            </w:r>
+          </w:p>
+        </w:tc>
+        <w:tc>
+          <w:tcPr>
+            <w:tcW w:type="dxa" w:w="2160"/>
+            <w:vAlign w:val="center"/>
+            <w:shd w:fill="F4F6F8"/>
+            <w:tcMar>
+              <w:top w:w="85" w:type="dxa"/>
+              <w:left w:w="85" w:type="dxa"/>
+              <w:bottom w:w="85" w:type="dxa"/>
+              <w:right w:w="85" w:type="dxa"/>
+            </w:tcMar>
+          </w:tcPr>
+          <w:p>
+            <w:pPr>
+              <w:spacing w:after="40" w:line="252" w:lineRule="auto"/>
+            </w:pPr>
+            <w:r>
+              <w:rPr>
+                <w:b w:val="0"/>
+                <w:color w:val="000000"/>
+                <w:sz w:val="18"/>
+              </w:rPr>
+              <w:t>Taskrabbit geography</w:t>
+            </w:r>
+          </w:p>
+        </w:tc>
+        <w:tc>
+          <w:tcPr>
+            <w:tcW w:type="dxa" w:w="6912"/>
+            <w:vAlign w:val="center"/>
+            <w:shd w:fill="F4F6F8"/>
+            <w:tcMar>
+              <w:top w:w="85" w:type="dxa"/>
+              <w:left w:w="85" w:type="dxa"/>
+              <w:bottom w:w="85" w:type="dxa"/>
+              <w:right w:w="85" w:type="dxa"/>
+            </w:tcMar>
+          </w:tcPr>
+          <w:p>
+            <w:pPr>
+              <w:spacing w:after="40" w:line="252" w:lineRule="auto"/>
+            </w:pPr>
+            <w:r>
+              <w:rPr>
+                <w:b w:val="0"/>
+                <w:color w:val="000000"/>
+                <w:sz w:val="18"/>
+              </w:rPr>
+              <w:t>Taskrabbit is unavailable for the India request. The response offers TomTom discovery instead of substituting an overseas location. Supported US assistance has a separate external handoff and never confirms a ServiceSetu booking.</w:t>
+            </w:r>
+          </w:p>
+        </w:tc>
+      </w:tr>
+      <w:tr>
+        <w:trPr>
+          <w:cantSplit/>
+        </w:trPr>
+        <w:tc>
+          <w:tcPr>
+            <w:tcW w:type="dxa" w:w="1080"/>
+            <w:vAlign w:val="center"/>
+            <w:shd w:fill="FFFFFF"/>
+            <w:tcMar>
+              <w:top w:w="85" w:type="dxa"/>
+              <w:left w:w="85" w:type="dxa"/>
+              <w:bottom w:w="85" w:type="dxa"/>
+              <w:right w:w="85" w:type="dxa"/>
+            </w:tcMar>
+          </w:tcPr>
+          <w:p>
+            <w:pPr>
+              <w:spacing w:after="40" w:line="252" w:lineRule="auto"/>
+            </w:pPr>
+            <w:r>
+              <w:rPr>
+                <w:b w:val="0"/>
+                <w:color w:val="000000"/>
+                <w:sz w:val="18"/>
+              </w:rPr>
+              <w:t>4:12–4:24</w:t>
+            </w:r>
+          </w:p>
+        </w:tc>
+        <w:tc>
+          <w:tcPr>
+            <w:tcW w:type="dxa" w:w="2160"/>
+            <w:vAlign w:val="center"/>
+            <w:shd w:fill="FFFFFF"/>
+            <w:tcMar>
+              <w:top w:w="85" w:type="dxa"/>
+              <w:left w:w="85" w:type="dxa"/>
+              <w:bottom w:w="85" w:type="dxa"/>
+              <w:right w:w="85" w:type="dxa"/>
+            </w:tcMar>
+          </w:tcPr>
+          <w:p>
+            <w:pPr>
+              <w:spacing w:after="40" w:line="252" w:lineRule="auto"/>
+            </w:pPr>
+            <w:r>
+              <w:rPr>
+                <w:b w:val="0"/>
+                <w:color w:val="000000"/>
+                <w:sz w:val="18"/>
+              </w:rPr>
+              <w:t>Optional integrations</w:t>
+            </w:r>
+          </w:p>
+        </w:tc>
+        <w:tc>
+          <w:tcPr>
+            <w:tcW w:type="dxa" w:w="6912"/>
+            <w:vAlign w:val="center"/>
+            <w:shd w:fill="FFFFFF"/>
+            <w:tcMar>
+              <w:top w:w="85" w:type="dxa"/>
+              <w:left w:w="85" w:type="dxa"/>
+              <w:bottom w:w="85" w:type="dxa"/>
+              <w:right w:w="85" w:type="dxa"/>
+            </w:tcMar>
+          </w:tcPr>
+          <w:p>
+            <w:pPr>
+              <w:spacing w:after="40" w:line="252" w:lineRule="auto"/>
+            </w:pPr>
+            <w:r>
+              <w:rPr>
+                <w:b w:val="0"/>
+                <w:color w:val="000000"/>
+                <w:sz w:val="18"/>
+              </w:rPr>
+              <w:t>Google Places is implemented and has twenty-three mocked tests, but live calls are disabled. Optional Dorado FET, Stripe test and Razorpay test code remains separate from this demonstrated mock payment. No live transaction is shown.</w:t>
+            </w:r>
+          </w:p>
+        </w:tc>
+      </w:tr>
+      <w:tr>
+        <w:trPr>
+          <w:cantSplit/>
+        </w:trPr>
+        <w:tc>
+          <w:tcPr>
+            <w:tcW w:type="dxa" w:w="1080"/>
+            <w:vAlign w:val="center"/>
+            <w:shd w:fill="F4F6F8"/>
+            <w:tcMar>
+              <w:top w:w="85" w:type="dxa"/>
+              <w:left w:w="85" w:type="dxa"/>
+              <w:bottom w:w="85" w:type="dxa"/>
+              <w:right w:w="85" w:type="dxa"/>
+            </w:tcMar>
+          </w:tcPr>
+          <w:p>
+            <w:pPr>
+              <w:spacing w:after="40" w:line="252" w:lineRule="auto"/>
+            </w:pPr>
+            <w:r>
+              <w:rPr>
+                <w:b w:val="0"/>
+                <w:color w:val="000000"/>
+                <w:sz w:val="18"/>
+              </w:rPr>
+              <w:t>4:24–4:34</w:t>
+            </w:r>
+          </w:p>
+        </w:tc>
+        <w:tc>
+          <w:tcPr>
+            <w:tcW w:type="dxa" w:w="2160"/>
+            <w:vAlign w:val="center"/>
+            <w:shd w:fill="F4F6F8"/>
+            <w:tcMar>
+              <w:top w:w="85" w:type="dxa"/>
+              <w:left w:w="85" w:type="dxa"/>
+              <w:bottom w:w="85" w:type="dxa"/>
+              <w:right w:w="85" w:type="dxa"/>
+            </w:tcMar>
+          </w:tcPr>
+          <w:p>
+            <w:pPr>
+              <w:spacing w:after="40" w:line="252" w:lineRule="auto"/>
+            </w:pPr>
+            <w:r>
+              <w:rPr>
+                <w:b w:val="0"/>
+                <w:color w:val="000000"/>
+                <w:sz w:val="18"/>
+              </w:rPr>
+              <w:t>Verification and public source</w:t>
+            </w:r>
+          </w:p>
+        </w:tc>
+        <w:tc>
+          <w:tcPr>
+            <w:tcW w:type="dxa" w:w="6912"/>
+            <w:vAlign w:val="center"/>
+            <w:shd w:fill="F4F6F8"/>
+            <w:tcMar>
+              <w:top w:w="85" w:type="dxa"/>
+              <w:left w:w="85" w:type="dxa"/>
+              <w:bottom w:w="85" w:type="dxa"/>
+              <w:right w:w="85" w:type="dxa"/>
+            </w:tcMar>
+          </w:tcPr>
+          <w:p>
+            <w:pPr>
+              <w:spacing w:after="40" w:line="252" w:lineRule="auto"/>
+            </w:pPr>
+            <w:r>
+              <w:rPr>
+                <w:b w:val="0"/>
+                <w:color w:val="000000"/>
+                <w:sz w:val="18"/>
+              </w:rPr>
+              <w:t>The current core suite passes three hundred forty-three tests with zero failures or skips. A local AC uAgent journey also passes. These local results are distinct from the actual ASI:One conversation shown here.</w:t>
+            </w:r>
+          </w:p>
+        </w:tc>
+      </w:tr>
+      <w:tr>
+        <w:trPr>
+          <w:cantSplit/>
+        </w:trPr>
+        <w:tc>
+          <w:tcPr>
+            <w:tcW w:type="dxa" w:w="1080"/>
+            <w:vAlign w:val="center"/>
+            <w:shd w:fill="FFFFFF"/>
+            <w:tcMar>
+              <w:top w:w="85" w:type="dxa"/>
+              <w:left w:w="85" w:type="dxa"/>
+              <w:bottom w:w="85" w:type="dxa"/>
+              <w:right w:w="85" w:type="dxa"/>
+            </w:tcMar>
+          </w:tcPr>
+          <w:p>
+            <w:pPr>
+              <w:spacing w:after="40" w:line="252" w:lineRule="auto"/>
+            </w:pPr>
+            <w:r>
+              <w:rPr>
+                <w:b w:val="0"/>
+                <w:color w:val="000000"/>
+                <w:sz w:val="18"/>
+              </w:rPr>
+              <w:t>4:34–4:44</w:t>
+            </w:r>
+          </w:p>
+        </w:tc>
+        <w:tc>
+          <w:tcPr>
+            <w:tcW w:type="dxa" w:w="2160"/>
+            <w:vAlign w:val="center"/>
+            <w:shd w:fill="FFFFFF"/>
+            <w:tcMar>
+              <w:top w:w="85" w:type="dxa"/>
+              <w:left w:w="85" w:type="dxa"/>
+              <w:bottom w:w="85" w:type="dxa"/>
+              <w:right w:w="85" w:type="dxa"/>
+            </w:tcMar>
+          </w:tcPr>
+          <w:p>
+            <w:pPr>
+              <w:spacing w:after="40" w:line="252" w:lineRule="auto"/>
+            </w:pPr>
+            <w:r>
+              <w:rPr>
+                <w:b w:val="0"/>
+                <w:color w:val="000000"/>
+                <w:sz w:val="18"/>
+              </w:rPr>
+              <w:t>Ready for your voiceover</w:t>
+            </w:r>
+          </w:p>
+        </w:tc>
+        <w:tc>
+          <w:tcPr>
+            <w:tcW w:type="dxa" w:w="6912"/>
+            <w:vAlign w:val="center"/>
+            <w:shd w:fill="FFFFFF"/>
+            <w:tcMar>
+              <w:top w:w="85" w:type="dxa"/>
+              <w:left w:w="85" w:type="dxa"/>
+              <w:bottom w:w="85" w:type="dxa"/>
+              <w:right w:w="85" w:type="dxa"/>
+            </w:tcMar>
+          </w:tcPr>
+          <w:p>
+            <w:pPr>
+              <w:spacing w:after="40" w:line="252" w:lineRule="auto"/>
+            </w:pPr>
+            <w:r>
+              <w:rPr>
+                <w:b w:val="0"/>
+                <w:color w:val="000000"/>
+                <w:sz w:val="18"/>
+              </w:rPr>
+              <w:t>The fresh journey completed after safe refreshes. Intermittent transport history and remote hosting still need follow-up. A real pilot needs a consenting business, accurate service details and operator-confirmed availability.</w:t>
+            </w:r>
+          </w:p>
+        </w:tc>
+      </w:tr>
+    </w:tbl>
+    <w:p/>
+    <w:p>
+      <w:pPr>
+        <w:pStyle w:val="Heading2"/>
+      </w:pPr>
+      <w:r>
+        <w:t>Final owner actions</w:t>
+      </w:r>
+    </w:p>
+    <w:p>
+      <w:r>
+        <w:t>Add and review your narration, upload the finished video, and share the same new conversation named Book TomTom Plumbers And AC Service. Verify its public shared-chat URL independently. Submit the repository, agent profiles, video and description through the official event dashboard. No public video or public chat URL has been supplied by this task.</w:t>
+      </w:r>
+    </w:p>
+    <w:p>
+      <w:pPr>
+        <w:pStyle w:val="Heading1"/>
+        <w:pageBreakBefore/>
+      </w:pPr>
+      <w:r>
+        <w:t>Actual new conversation history</w:t>
+      </w:r>
+    </w:p>
+    <w:p>
+      <w:r>
+        <w:t>All times are AM IST on 24 October 2026. The appointment is 25 October at 10 AM IST; original budget INR 1,000. These 18 events were displayed in ASI One. The original cancellation/refund and approved replacement confirmation were also checked independently in the local database. Earlier quotes expired safely; one short address was rejected and corrected with fictional details.</w:t>
+      </w:r>
+    </w:p>
+    <w:tbl>
+      <w:tblPr>
+        <w:tblW w:type="auto" w:w="0"/>
+        <w:jc w:val="center"/>
+        <w:tblLayout w:type="fixed"/>
+        <w:tblLook w:firstColumn="1" w:firstRow="1" w:lastColumn="0" w:lastRow="0" w:noHBand="0" w:noVBand="1" w:val="04A0"/>
+        <w:tblBorders>
+          <w:top w:val="single" w:sz="4" w:color="D9D9D9"/>
+          <w:left w:val="single" w:sz="4" w:color="D9D9D9"/>
+          <w:bottom w:val="single" w:sz="4" w:color="D9D9D9"/>
+          <w:right w:val="single" w:sz="4" w:color="D9D9D9"/>
+          <w:insideH w:val="single" w:sz="4" w:color="D9D9D9"/>
+          <w:insideV w:val="single" w:sz="4" w:color="D9D9D9"/>
+        </w:tblBorders>
+      </w:tblPr>
+      <w:tblGrid>
+        <w:gridCol w:w="1584"/>
+        <w:gridCol w:w="8568"/>
       </w:tblGrid>
       <w:tr>
         <w:trPr>
@@ -1460,7 +2129,7 @@
                 <w:color w:val="FFFFFF"/>
                 <w:sz w:val="18"/>
               </w:rPr>
-              <w:t>Event and time IST</w:t>
+              <w:t>Event and time</w:t>
             </w:r>
           </w:p>
         </w:tc>
@@ -1486,7 +2155,7 @@
                 <w:color w:val="FFFFFF"/>
                 <w:sz w:val="18"/>
               </w:rPr>
-              <w:t>Observed history</w:t>
+              <w:t>Observed event</w:t>
             </w:r>
           </w:p>
         </w:tc>
@@ -1497,7 +2166,7 @@
         </w:trPr>
         <w:tc>
           <w:tcPr>
-            <w:tcW w:type="dxa" w:w="1800"/>
+            <w:tcW w:type="dxa" w:w="1584"/>
             <w:vAlign w:val="center"/>
             <w:shd w:fill="FFFFFF"/>
             <w:tcMar>
@@ -1517,13 +2186,13 @@
                 <w:color w:val="000000"/>
                 <w:sz w:val="18"/>
               </w:rPr>
-              <w:t>1. 12:10:49 PM</w:t>
+              <w:t>1. 03:10:05</w:t>
             </w:r>
           </w:p>
         </w:tc>
         <w:tc>
           <w:tcPr>
-            <w:tcW w:type="dxa" w:w="8352"/>
+            <w:tcW w:type="dxa" w:w="8568"/>
             <w:vAlign w:val="center"/>
             <w:shd w:fill="FFFFFF"/>
             <w:tcMar>
@@ -1543,7 +2212,7 @@
                 <w:color w:val="000000"/>
                 <w:sz w:val="18"/>
               </w:rPr>
-              <w:t>Service request received; maximum budget INR 1,000.</w:t>
+              <w:t>Service request received; appointment 25 October 10 AM IST, maximum INR 1,000.</w:t>
             </w:r>
           </w:p>
         </w:tc>
@@ -1554,7 +2223,7 @@
         </w:trPr>
         <w:tc>
           <w:tcPr>
-            <w:tcW w:type="dxa" w:w="1800"/>
+            <w:tcW w:type="dxa" w:w="1584"/>
             <w:vAlign w:val="center"/>
             <w:shd w:fill="F4F6F8"/>
             <w:tcMar>
@@ -1574,13 +2243,13 @@
                 <w:color w:val="000000"/>
                 <w:sz w:val="18"/>
               </w:rPr>
-              <w:t>2. 12:10:49 PM</w:t>
+              <w:t>2. 03:10:05</w:t>
             </w:r>
           </w:p>
         </w:tc>
         <w:tc>
           <w:tcPr>
-            <w:tcW w:type="dxa" w:w="8352"/>
+            <w:tcW w:type="dxa" w:w="8568"/>
             <w:vAlign w:val="center"/>
             <w:shd w:fill="F4F6F8"/>
             <w:tcMar>
@@ -1611,7 +2280,7 @@
         </w:trPr>
         <w:tc>
           <w:tcPr>
-            <w:tcW w:type="dxa" w:w="1800"/>
+            <w:tcW w:type="dxa" w:w="1584"/>
             <w:vAlign w:val="center"/>
             <w:shd w:fill="FFFFFF"/>
             <w:tcMar>
@@ -1631,13 +2300,13 @@
                 <w:color w:val="000000"/>
                 <w:sz w:val="18"/>
               </w:rPr>
-              <w:t>3. 12:11:52 PM</w:t>
+              <w:t>3. 03:10:50</w:t>
             </w:r>
           </w:p>
         </w:tc>
         <w:tc>
           <w:tcPr>
-            <w:tcW w:type="dxa" w:w="8352"/>
+            <w:tcW w:type="dxa" w:w="8568"/>
             <w:vAlign w:val="center"/>
             <w:shd w:fill="FFFFFF"/>
             <w:tcMar>
@@ -1657,7 +2326,7 @@
                 <w:color w:val="000000"/>
                 <w:sz w:val="18"/>
               </w:rPr>
-              <w:t>CoolCare appointment temporarily held; approval required; hold expires 12:13:52 PM.</w:t>
+              <w:t>CoolCare temporarily held; approval required; hold expires 03:12:50.</w:t>
             </w:r>
           </w:p>
         </w:tc>
@@ -1668,7 +2337,7 @@
         </w:trPr>
         <w:tc>
           <w:tcPr>
-            <w:tcW w:type="dxa" w:w="1800"/>
+            <w:tcW w:type="dxa" w:w="1584"/>
             <w:vAlign w:val="center"/>
             <w:shd w:fill="F4F6F8"/>
             <w:tcMar>
@@ -1688,13 +2357,13 @@
                 <w:color w:val="000000"/>
                 <w:sz w:val="18"/>
               </w:rPr>
-              <w:t>4. 12:11:52 PM</w:t>
+              <w:t>4. 03:10:50</w:t>
             </w:r>
           </w:p>
         </w:tc>
         <w:tc>
           <w:tcPr>
-            <w:tcW w:type="dxa" w:w="8352"/>
+            <w:tcW w:type="dxa" w:w="8568"/>
             <w:vAlign w:val="center"/>
             <w:shd w:fill="F4F6F8"/>
             <w:tcMar>
@@ -1725,7 +2394,7 @@
         </w:trPr>
         <w:tc>
           <w:tcPr>
-            <w:tcW w:type="dxa" w:w="1800"/>
+            <w:tcW w:type="dxa" w:w="1584"/>
             <w:vAlign w:val="center"/>
             <w:shd w:fill="FFFFFF"/>
             <w:tcMar>
@@ -1745,13 +2414,13 @@
                 <w:color w:val="000000"/>
                 <w:sz w:val="18"/>
               </w:rPr>
-              <w:t>5. 12:12:13 PM</w:t>
+              <w:t>5. 03:10:55</w:t>
             </w:r>
           </w:p>
         </w:tc>
         <w:tc>
           <w:tcPr>
-            <w:tcW w:type="dxa" w:w="8352"/>
+            <w:tcW w:type="dxa" w:w="8568"/>
             <w:vAlign w:val="center"/>
             <w:shd w:fill="FFFFFF"/>
             <w:tcMar>
@@ -1771,7 +2440,7 @@
                 <w:color w:val="000000"/>
                 <w:sz w:val="18"/>
               </w:rPr>
-              <w:t>Customer approved the exact CoolCare quote.</w:t>
+              <w:t>Exact CoolCare quote approved.</w:t>
             </w:r>
           </w:p>
         </w:tc>
@@ -1782,7 +2451,7 @@
         </w:trPr>
         <w:tc>
           <w:tcPr>
-            <w:tcW w:type="dxa" w:w="1800"/>
+            <w:tcW w:type="dxa" w:w="1584"/>
             <w:vAlign w:val="center"/>
             <w:shd w:fill="F4F6F8"/>
             <w:tcMar>
@@ -1802,13 +2471,13 @@
                 <w:color w:val="000000"/>
                 <w:sz w:val="18"/>
               </w:rPr>
-              <w:t>6. 12:12:13 PM</w:t>
+              <w:t>6. 03:10:55</w:t>
             </w:r>
           </w:p>
         </w:tc>
         <w:tc>
           <w:tcPr>
-            <w:tcW w:type="dxa" w:w="8352"/>
+            <w:tcW w:type="dxa" w:w="8568"/>
             <w:vAlign w:val="center"/>
             <w:shd w:fill="F4F6F8"/>
             <w:tcMar>
@@ -1828,7 +2497,7 @@
                 <w:color w:val="000000"/>
                 <w:sz w:val="18"/>
               </w:rPr>
-              <w:t>Test payment started: INR 699.</w:t>
+              <w:t>Simulated test payment started: INR 699.</w:t>
             </w:r>
           </w:p>
         </w:tc>
@@ -1839,7 +2508,7 @@
         </w:trPr>
         <w:tc>
           <w:tcPr>
-            <w:tcW w:type="dxa" w:w="1800"/>
+            <w:tcW w:type="dxa" w:w="1584"/>
             <w:vAlign w:val="center"/>
             <w:shd w:fill="FFFFFF"/>
             <w:tcMar>
@@ -1859,13 +2528,13 @@
                 <w:color w:val="000000"/>
                 <w:sz w:val="18"/>
               </w:rPr>
-              <w:t>7. 12:12:13 PM</w:t>
+              <w:t>7. 03:10:55</w:t>
             </w:r>
           </w:p>
         </w:tc>
         <w:tc>
           <w:tcPr>
-            <w:tcW w:type="dxa" w:w="8352"/>
+            <w:tcW w:type="dxa" w:w="8568"/>
             <w:vAlign w:val="center"/>
             <w:shd w:fill="FFFFFF"/>
             <w:tcMar>
@@ -1885,7 +2554,7 @@
                 <w:color w:val="000000"/>
                 <w:sz w:val="18"/>
               </w:rPr>
-              <w:t>CoolCare booking confirmed for the stated appointment.</w:t>
+              <w:t>CoolCare booking confirmed.</w:t>
             </w:r>
           </w:p>
         </w:tc>
@@ -1896,7 +2565,7 @@
         </w:trPr>
         <w:tc>
           <w:tcPr>
-            <w:tcW w:type="dxa" w:w="1800"/>
+            <w:tcW w:type="dxa" w:w="1584"/>
             <w:vAlign w:val="center"/>
             <w:shd w:fill="F4F6F8"/>
             <w:tcMar>
@@ -1916,13 +2585,13 @@
                 <w:color w:val="000000"/>
                 <w:sz w:val="18"/>
               </w:rPr>
-              <w:t>8. 12:14:54 PM</w:t>
+              <w:t>8. 03:11:26</w:t>
             </w:r>
           </w:p>
         </w:tc>
         <w:tc>
           <w:tcPr>
-            <w:tcW w:type="dxa" w:w="8352"/>
+            <w:tcW w:type="dxa" w:w="8568"/>
             <w:vAlign w:val="center"/>
             <w:shd w:fill="F4F6F8"/>
             <w:tcMar>
@@ -1942,7 +2611,7 @@
                 <w:color w:val="000000"/>
                 <w:sz w:val="18"/>
               </w:rPr>
-              <w:t>CoolCare cancelled; test payment reversed.</w:t>
+              <w:t>CoolCare provider cancellation; test payment reversed.</w:t>
             </w:r>
           </w:p>
         </w:tc>
@@ -1953,7 +2622,7 @@
         </w:trPr>
         <w:tc>
           <w:tcPr>
-            <w:tcW w:type="dxa" w:w="1800"/>
+            <w:tcW w:type="dxa" w:w="1584"/>
             <w:vAlign w:val="center"/>
             <w:shd w:fill="FFFFFF"/>
             <w:tcMar>
@@ -1973,13 +2642,13 @@
                 <w:color w:val="000000"/>
                 <w:sz w:val="18"/>
               </w:rPr>
-              <w:t>9. 12:14:54 PM</w:t>
+              <w:t>9. 03:11:26</w:t>
             </w:r>
           </w:p>
         </w:tc>
         <w:tc>
           <w:tcPr>
-            <w:tcW w:type="dxa" w:w="8352"/>
+            <w:tcW w:type="dxa" w:w="8568"/>
             <w:vAlign w:val="center"/>
             <w:shd w:fill="FFFFFF"/>
             <w:tcMar>
@@ -2010,7 +2679,7 @@
         </w:trPr>
         <w:tc>
           <w:tcPr>
-            <w:tcW w:type="dxa" w:w="1800"/>
+            <w:tcW w:type="dxa" w:w="1584"/>
             <w:vAlign w:val="center"/>
             <w:shd w:fill="F4F6F8"/>
             <w:tcMar>
@@ -2030,13 +2699,13 @@
                 <w:color w:val="000000"/>
                 <w:sz w:val="18"/>
               </w:rPr>
-              <w:t>10. 12:14:54 PM</w:t>
+              <w:t>10. 03:11:26</w:t>
             </w:r>
           </w:p>
         </w:tc>
         <w:tc>
           <w:tcPr>
-            <w:tcW w:type="dxa" w:w="8352"/>
+            <w:tcW w:type="dxa" w:w="8568"/>
             <w:vAlign w:val="center"/>
             <w:shd w:fill="F4F6F8"/>
             <w:tcMar>
@@ -2056,7 +2725,7 @@
                 <w:color w:val="000000"/>
                 <w:sz w:val="18"/>
               </w:rPr>
-              <w:t>Recovery request retained the appointment and maximum INR 1,000 budget.</w:t>
+              <w:t>Recovery request retained the original appointment and budget.</w:t>
             </w:r>
           </w:p>
         </w:tc>
@@ -2067,7 +2736,7 @@
         </w:trPr>
         <w:tc>
           <w:tcPr>
-            <w:tcW w:type="dxa" w:w="1800"/>
+            <w:tcW w:type="dxa" w:w="1584"/>
             <w:vAlign w:val="center"/>
             <w:shd w:fill="FFFFFF"/>
             <w:tcMar>
@@ -2087,13 +2756,13 @@
                 <w:color w:val="000000"/>
                 <w:sz w:val="18"/>
               </w:rPr>
-              <w:t>11. 12:14:55 PM</w:t>
+              <w:t>11. 03:11:26</w:t>
             </w:r>
           </w:p>
         </w:tc>
         <w:tc>
           <w:tcPr>
-            <w:tcW w:type="dxa" w:w="8352"/>
+            <w:tcW w:type="dxa" w:w="8568"/>
             <w:vAlign w:val="center"/>
             <w:shd w:fill="FFFFFF"/>
             <w:tcMar>
@@ -2113,7 +2782,7 @@
                 <w:color w:val="000000"/>
                 <w:sz w:val="18"/>
               </w:rPr>
-              <w:t>Replacement search found one option; fresh review and approval required.</w:t>
+              <w:t>One eligible replacement found; fresh review and approval required.</w:t>
             </w:r>
           </w:p>
         </w:tc>
@@ -2124,7 +2793,7 @@
         </w:trPr>
         <w:tc>
           <w:tcPr>
-            <w:tcW w:type="dxa" w:w="1800"/>
+            <w:tcW w:type="dxa" w:w="1584"/>
             <w:vAlign w:val="center"/>
             <w:shd w:fill="F4F6F8"/>
             <w:tcMar>
@@ -2144,13 +2813,13 @@
                 <w:color w:val="000000"/>
                 <w:sz w:val="18"/>
               </w:rPr>
-              <w:t>12. 12:14:55 PM</w:t>
+              <w:t>12. 03:11:26</w:t>
             </w:r>
           </w:p>
         </w:tc>
         <w:tc>
           <w:tcPr>
-            <w:tcW w:type="dxa" w:w="8352"/>
+            <w:tcW w:type="dxa" w:w="8568"/>
             <w:vAlign w:val="center"/>
             <w:shd w:fill="F4F6F8"/>
             <w:tcMar>
@@ -2181,7 +2850,7 @@
         </w:trPr>
         <w:tc>
           <w:tcPr>
-            <w:tcW w:type="dxa" w:w="1800"/>
+            <w:tcW w:type="dxa" w:w="1584"/>
             <w:vAlign w:val="center"/>
             <w:shd w:fill="FFFFFF"/>
             <w:tcMar>
@@ -2201,13 +2870,13 @@
                 <w:color w:val="000000"/>
                 <w:sz w:val="18"/>
               </w:rPr>
-              <w:t>13. 12:15:45 PM</w:t>
+              <w:t>13. 03:13:59</w:t>
             </w:r>
           </w:p>
         </w:tc>
         <w:tc>
           <w:tcPr>
-            <w:tcW w:type="dxa" w:w="8352"/>
+            <w:tcW w:type="dxa" w:w="8568"/>
             <w:vAlign w:val="center"/>
             <w:shd w:fill="FFFFFF"/>
             <w:tcMar>
@@ -2227,7 +2896,7 @@
                 <w:color w:val="000000"/>
                 <w:sz w:val="18"/>
               </w:rPr>
-              <w:t>Breeze replacement appointment temporarily held; approval required; hold expires 12:17:45 PM.</w:t>
+              <w:t>Short address rejected by validation; no new booking confirmed.</w:t>
             </w:r>
           </w:p>
         </w:tc>
@@ -2238,7 +2907,7 @@
         </w:trPr>
         <w:tc>
           <w:tcPr>
-            <w:tcW w:type="dxa" w:w="1800"/>
+            <w:tcW w:type="dxa" w:w="1584"/>
             <w:vAlign w:val="center"/>
             <w:shd w:fill="F4F6F8"/>
             <w:tcMar>
@@ -2258,13 +2927,13 @@
                 <w:color w:val="000000"/>
                 <w:sz w:val="18"/>
               </w:rPr>
-              <w:t>14. 12:15:45 PM</w:t>
+              <w:t>14. 03:14:40</w:t>
             </w:r>
           </w:p>
         </w:tc>
         <w:tc>
           <w:tcPr>
-            <w:tcW w:type="dxa" w:w="8352"/>
+            <w:tcW w:type="dxa" w:w="8568"/>
             <w:vAlign w:val="center"/>
             <w:shd w:fill="F4F6F8"/>
             <w:tcMar>
@@ -2284,7 +2953,7 @@
                 <w:color w:val="000000"/>
                 <w:sz w:val="18"/>
               </w:rPr>
-              <w:t>Service address skipped for now.</w:t>
+              <w:t>Breeze temporarily held; approval required; hold expires 03:16:26.</w:t>
             </w:r>
           </w:p>
         </w:tc>
@@ -2295,7 +2964,7 @@
         </w:trPr>
         <w:tc>
           <w:tcPr>
-            <w:tcW w:type="dxa" w:w="1800"/>
+            <w:tcW w:type="dxa" w:w="1584"/>
             <w:vAlign w:val="center"/>
             <w:shd w:fill="FFFFFF"/>
             <w:tcMar>
@@ -2315,13 +2984,13 @@
                 <w:color w:val="000000"/>
                 <w:sz w:val="18"/>
               </w:rPr>
-              <w:t>15. 12:16:08 PM</w:t>
+              <w:t>15. 03:14:40</w:t>
             </w:r>
           </w:p>
         </w:tc>
         <w:tc>
           <w:tcPr>
-            <w:tcW w:type="dxa" w:w="8352"/>
+            <w:tcW w:type="dxa" w:w="8568"/>
             <w:vAlign w:val="center"/>
             <w:shd w:fill="FFFFFF"/>
             <w:tcMar>
@@ -2341,7 +3010,7 @@
                 <w:color w:val="000000"/>
                 <w:sz w:val="18"/>
               </w:rPr>
-              <w:t>Customer approved the exact Breeze quote.</w:t>
+              <w:t>Fictional service address recorded for review.</w:t>
             </w:r>
           </w:p>
         </w:tc>
@@ -2352,7 +3021,7 @@
         </w:trPr>
         <w:tc>
           <w:tcPr>
-            <w:tcW w:type="dxa" w:w="1800"/>
+            <w:tcW w:type="dxa" w:w="1584"/>
             <w:vAlign w:val="center"/>
             <w:shd w:fill="F4F6F8"/>
             <w:tcMar>
@@ -2372,13 +3041,13 @@
                 <w:color w:val="000000"/>
                 <w:sz w:val="18"/>
               </w:rPr>
-              <w:t>16. 12:16:08 PM</w:t>
+              <w:t>16. 03:14:59</w:t>
             </w:r>
           </w:p>
         </w:tc>
         <w:tc>
           <w:tcPr>
-            <w:tcW w:type="dxa" w:w="8352"/>
+            <w:tcW w:type="dxa" w:w="8568"/>
             <w:vAlign w:val="center"/>
             <w:shd w:fill="F4F6F8"/>
             <w:tcMar>
@@ -2398,7 +3067,7 @@
                 <w:color w:val="000000"/>
                 <w:sz w:val="18"/>
               </w:rPr>
-              <w:t>Test payment started: INR 749.</w:t>
+              <w:t>Exact Breeze quote freshly approved.</w:t>
             </w:r>
           </w:p>
         </w:tc>
@@ -2409,7 +3078,7 @@
         </w:trPr>
         <w:tc>
           <w:tcPr>
-            <w:tcW w:type="dxa" w:w="1800"/>
+            <w:tcW w:type="dxa" w:w="1584"/>
             <w:vAlign w:val="center"/>
             <w:shd w:fill="FFFFFF"/>
             <w:tcMar>
@@ -2429,13 +3098,13 @@
                 <w:color w:val="000000"/>
                 <w:sz w:val="18"/>
               </w:rPr>
-              <w:t>17. 12:16:08 PM</w:t>
+              <w:t>17. 03:14:59</w:t>
             </w:r>
           </w:p>
         </w:tc>
         <w:tc>
           <w:tcPr>
-            <w:tcW w:type="dxa" w:w="8352"/>
+            <w:tcW w:type="dxa" w:w="8568"/>
             <w:vAlign w:val="center"/>
             <w:shd w:fill="FFFFFF"/>
             <w:tcMar>
@@ -2455,7 +3124,64 @@
                 <w:color w:val="000000"/>
                 <w:sz w:val="18"/>
               </w:rPr>
-              <w:t>Breeze replacement booking confirmed for the original appointment.</w:t>
+              <w:t>Separate simulated test payment started: INR 749.</w:t>
+            </w:r>
+          </w:p>
+        </w:tc>
+      </w:tr>
+      <w:tr>
+        <w:trPr>
+          <w:cantSplit/>
+        </w:trPr>
+        <w:tc>
+          <w:tcPr>
+            <w:tcW w:type="dxa" w:w="1584"/>
+            <w:vAlign w:val="center"/>
+            <w:shd w:fill="F4F6F8"/>
+            <w:tcMar>
+              <w:top w:w="85" w:type="dxa"/>
+              <w:left w:w="85" w:type="dxa"/>
+              <w:bottom w:w="85" w:type="dxa"/>
+              <w:right w:w="85" w:type="dxa"/>
+            </w:tcMar>
+          </w:tcPr>
+          <w:p>
+            <w:pPr>
+              <w:spacing w:after="40" w:line="252" w:lineRule="auto"/>
+            </w:pPr>
+            <w:r>
+              <w:rPr>
+                <w:b w:val="0"/>
+                <w:color w:val="000000"/>
+                <w:sz w:val="18"/>
+              </w:rPr>
+              <w:t>18. 03:14:59</w:t>
+            </w:r>
+          </w:p>
+        </w:tc>
+        <w:tc>
+          <w:tcPr>
+            <w:tcW w:type="dxa" w:w="8568"/>
+            <w:vAlign w:val="center"/>
+            <w:shd w:fill="F4F6F8"/>
+            <w:tcMar>
+              <w:top w:w="85" w:type="dxa"/>
+              <w:left w:w="85" w:type="dxa"/>
+              <w:bottom w:w="85" w:type="dxa"/>
+              <w:right w:w="85" w:type="dxa"/>
+            </w:tcMar>
+          </w:tcPr>
+          <w:p>
+            <w:pPr>
+              <w:spacing w:after="40" w:line="252" w:lineRule="auto"/>
+            </w:pPr>
+            <w:r>
+              <w:rPr>
+                <w:b w:val="0"/>
+                <w:color w:val="000000"/>
+                <w:sz w:val="18"/>
+              </w:rPr>
+              <w:t>Breeze replacement confirmed for the original appointment.</w:t>
             </w:r>
           </w:p>
         </w:tc>
@@ -2464,12 +3190,12 @@
     <w:p/>
     <w:p>
       <w:r>
-        <w:t>Final state in the completed recorded chat: Breeze AC confirmed, INR 749, original appointment retained, simulated payment paid with no gateway charge. The earlier CoolCare booking was cancelled and its simulated payment reversed. Replacement approval was fresh.</w:t>
+        <w:t>Final state: Breeze AC confirmed at INR 749, simulated payment paid. CoolCare at INR 699 was cancelled and its simulated payment reversed. TomTom returned four Mandi discoveries in this same chat; Taskrabbit India refusal also rendered. Google live calls, gateway transactions and on-chain payments are not claimed.</w:t>
       </w:r>
     </w:p>
     <w:p>
       <w:r>
-        <w:t>This history does not prove a newly completed live run, a real provider agreement, an actual gateway charge, a live Google API call or a blockchain transfer. Keep these distinctions in the narration and submission text.</w:t>
+        <w:t>Raw captures and the silent video stay local and are excluded from Git. docs/video-script.md is the editable narration source. docs/hosting.md records the free-hosting constraints; no remote runtime is deployed.</w:t>
       </w:r>
     </w:p>
     <w:sectPr>
@@ -2494,7 +3220,7 @@
       <w:rPr>
         <w:sz w:val="16"/>
       </w:rPr>
-      <w:t xml:space="preserve">ServiceSetu video script   |   </w:t>
+      <w:t xml:space="preserve">ServiceSetu voiceover script   |   </w:t>
     </w:r>
     <w:fldSimple w:instr="PAGE"/>
   </w:p>

--- a/deliverables/ServiceSetu_Video_Script.docx
+++ b/deliverables/ServiceSetu_Video_Script.docx
@@ -20,12 +20,17 @@
     </w:p>
     <w:p>
       <w:r>
-        <w:t>24 October 2026   Video duration 4 minutes 44 seconds</w:t>
+        <w:t>24 October 2026   Video duration 4 minutes 54 seconds</w:t>
       </w:r>
     </w:p>
     <w:p>
       <w:r>
-        <w:t>Add your voice to ServiceSetu_Silent_Walkthrough.mp4. It uses actual captures of a new authenticated ASI One conversation, edited with titles and pauses. It is not continuous real-time screen recording. Fictional providers and simulated payments remain labelled; no gateway charge or real service reservation is claimed.</w:t>
+        <w:t>Team: Ariyan Bhakat and Palak Mittal</w:t>
+      </w:r>
+    </w:p>
+    <w:p>
+      <w:r>
+        <w:t>Add your voice to ServiceSetu_Demo_v2.mp4. It uses actual captures of a new authenticated ASI One conversation, edited with short captions, an architecture diagram and a dedicated FET implementation section. It is not continuous real-time screen recording. Fictional providers and simulated payments remain labelled; no gateway charge or real service reservation is claimed.</w:t>
       </w:r>
     </w:p>
     <w:p>
@@ -162,7 +167,7 @@
                 <w:color w:val="000000"/>
                 <w:sz w:val="18"/>
               </w:rPr>
-              <w:t>0:00–0:10</w:t>
+              <w:t>0:00–0:08</w:t>
             </w:r>
           </w:p>
         </w:tc>
@@ -214,7 +219,7 @@
                 <w:color w:val="000000"/>
                 <w:sz w:val="18"/>
               </w:rPr>
-              <w:t>This is ServiceSetu, a local service booking and recovery agent inside ASI:One. This silent walkthrough uses actual screens from a new authenticated conversation. Providers are fictional and payments are simulated.</w:t>
+              <w:t>This is ServiceSetu. Here’s an AC booking in ASI:One, including recovery when the provider cancels.</w:t>
             </w:r>
           </w:p>
         </w:tc>
@@ -245,7 +250,7 @@
                 <w:color w:val="000000"/>
                 <w:sz w:val="18"/>
               </w:rPr>
-              <w:t>0:10–0:22</w:t>
+              <w:t>0:08–0:28</w:t>
             </w:r>
           </w:p>
         </w:tc>
@@ -271,7 +276,7 @@
                 <w:color w:val="000000"/>
                 <w:sz w:val="18"/>
               </w:rPr>
-              <w:t>One Concierge</w:t>
+              <w:t>How it works</w:t>
             </w:r>
           </w:p>
         </w:tc>
@@ -297,7 +302,7 @@
                 <w:color w:val="000000"/>
                 <w:sz w:val="18"/>
               </w:rPr>
-              <w:t>Customers speak to one Concierge. Thirteen existing agent identities coordinate matching, verification, provider responses, booking, payment, recovery and audit history. The customer does not need a custom frontend.</w:t>
+              <w:t>The customer talks to one Concierge through Agentverse. Behind it, specialist and provider agents handle quotes, approval, booking and recovery. They share a SQLite database. TomTom and Taskrabbit are separate discovery tools. The Payment agent uses the configured payment rail.</w:t>
             </w:r>
           </w:p>
         </w:tc>
@@ -328,7 +333,7 @@
                 <w:color w:val="000000"/>
                 <w:sz w:val="18"/>
               </w:rPr>
-              <w:t>0:22–0:40</w:t>
+              <w:t>0:28–0:46</w:t>
             </w:r>
           </w:p>
         </w:tc>
@@ -354,7 +359,7 @@
                 <w:color w:val="000000"/>
                 <w:sz w:val="18"/>
               </w:rPr>
-              <w:t>Live TomTom discovery</w:t>
+              <w:t>TomTom search</w:t>
             </w:r>
           </w:p>
         </w:tc>
@@ -411,7 +416,7 @@
                 <w:color w:val="000000"/>
                 <w:sz w:val="18"/>
               </w:rPr>
-              <w:t>0:40–1:00</w:t>
+              <w:t>0:46–1:06</w:t>
             </w:r>
           </w:p>
         </w:tc>
@@ -437,7 +442,7 @@
                 <w:color w:val="000000"/>
                 <w:sz w:val="18"/>
               </w:rPr>
-              <w:t>Service request</w:t>
+              <w:t>The service request</w:t>
             </w:r>
           </w:p>
         </w:tc>
@@ -608,7 +613,7 @@
                 <w:color w:val="000000"/>
                 <w:sz w:val="18"/>
               </w:rPr>
-              <w:t>1:00–1:12</w:t>
+              <w:t>1:06–1:18</w:t>
             </w:r>
           </w:p>
         </w:tc>
@@ -634,7 +639,7 @@
                 <w:color w:val="000000"/>
                 <w:sz w:val="18"/>
               </w:rPr>
-              <w:t>Compare providers</w:t>
+              <w:t>Provider comparison</w:t>
             </w:r>
           </w:p>
         </w:tc>
@@ -691,7 +696,7 @@
                 <w:color w:val="000000"/>
                 <w:sz w:val="18"/>
               </w:rPr>
-              <w:t>1:12–1:36</w:t>
+              <w:t>1:18–1:42</w:t>
             </w:r>
           </w:p>
         </w:tc>
@@ -717,7 +722,7 @@
                 <w:color w:val="000000"/>
                 <w:sz w:val="18"/>
               </w:rPr>
-              <w:t>Review the exact quote</w:t>
+              <w:t>The quote</w:t>
             </w:r>
           </w:p>
         </w:tc>
@@ -774,7 +779,7 @@
                 <w:color w:val="000000"/>
                 <w:sz w:val="18"/>
               </w:rPr>
-              <w:t>1:36–1:54</w:t>
+              <w:t>1:42–2:00</w:t>
             </w:r>
           </w:p>
         </w:tc>
@@ -800,7 +805,7 @@
                 <w:color w:val="000000"/>
                 <w:sz w:val="18"/>
               </w:rPr>
-              <w:t>Explicit approval and mock payment</w:t>
+              <w:t>Approval and confirmation</w:t>
             </w:r>
           </w:p>
         </w:tc>
@@ -857,7 +862,7 @@
                 <w:color w:val="000000"/>
                 <w:sz w:val="18"/>
               </w:rPr>
-              <w:t>1:54–2:12</w:t>
+              <w:t>2:00–2:18</w:t>
             </w:r>
           </w:p>
         </w:tc>
@@ -883,7 +888,7 @@
                 <w:color w:val="000000"/>
                 <w:sz w:val="18"/>
               </w:rPr>
-              <w:t>Provider cancellation</w:t>
+              <w:t>The provider cancels</w:t>
             </w:r>
           </w:p>
         </w:tc>
@@ -940,7 +945,7 @@
                 <w:color w:val="000000"/>
                 <w:sz w:val="18"/>
               </w:rPr>
-              <w:t>2:12–2:30</w:t>
+              <w:t>2:18–2:36</w:t>
             </w:r>
           </w:p>
         </w:tc>
@@ -966,7 +971,7 @@
                 <w:color w:val="000000"/>
                 <w:sz w:val="18"/>
               </w:rPr>
-              <w:t>Recovery within the original limits</w:t>
+              <w:t>A replacement offer</w:t>
             </w:r>
           </w:p>
         </w:tc>
@@ -1137,7 +1142,7 @@
                 <w:color w:val="000000"/>
                 <w:sz w:val="18"/>
               </w:rPr>
-              <w:t>2:30–2:52</w:t>
+              <w:t>2:36–2:58</w:t>
             </w:r>
           </w:p>
         </w:tc>
@@ -1163,7 +1168,7 @@
                 <w:color w:val="000000"/>
                 <w:sz w:val="18"/>
               </w:rPr>
-              <w:t>Fresh replacement review</w:t>
+              <w:t>The replacement quote</w:t>
             </w:r>
           </w:p>
         </w:tc>
@@ -1220,7 +1225,7 @@
                 <w:color w:val="000000"/>
                 <w:sz w:val="18"/>
               </w:rPr>
-              <w:t>2:52–3:10</w:t>
+              <w:t>2:58–3:16</w:t>
             </w:r>
           </w:p>
         </w:tc>
@@ -1246,7 +1251,7 @@
                 <w:color w:val="000000"/>
                 <w:sz w:val="18"/>
               </w:rPr>
-              <w:t>Replacement confirmed</w:t>
+              <w:t>Breeze is confirmed</w:t>
             </w:r>
           </w:p>
         </w:tc>
@@ -1303,7 +1308,7 @@
                 <w:color w:val="000000"/>
                 <w:sz w:val="18"/>
               </w:rPr>
-              <w:t>3:10–3:24</w:t>
+              <w:t>3:16–3:26</w:t>
             </w:r>
           </w:p>
         </w:tc>
@@ -1355,7 +1360,7 @@
                 <w:color w:val="000000"/>
                 <w:sz w:val="18"/>
               </w:rPr>
-              <w:t>The customer asks to see what happened. The new conversation displays eighteen recorded events, beginning with the request, quote, temporary hold, exact approval, simulated payment and original confirmation.</w:t>
+              <w:t>The customer asks for the history. It shows the original request, quote, approval, simulated payment and confirmation.</w:t>
             </w:r>
           </w:p>
         </w:tc>
@@ -1386,7 +1391,7 @@
                 <w:color w:val="000000"/>
                 <w:sz w:val="18"/>
               </w:rPr>
-              <w:t>3:24–3:38</w:t>
+              <w:t>3:26–3:36</w:t>
             </w:r>
           </w:p>
         </w:tc>
@@ -1412,7 +1417,7 @@
                 <w:color w:val="000000"/>
                 <w:sz w:val="18"/>
               </w:rPr>
-              <w:t>Cancellation and replacement audit</w:t>
+              <w:t>Cancellation history</w:t>
             </w:r>
           </w:p>
         </w:tc>
@@ -1438,7 +1443,7 @@
                 <w:color w:val="000000"/>
                 <w:sz w:val="18"/>
               </w:rPr>
-              <w:t>The timeline then explains the provider cancellation, appointment release and constrained replacement search. It shows the new quote, address correction and fresh review, so the recovery can be understood without inspecting a database.</w:t>
+              <w:t>Next are the provider cancellation, simulated reversal and replacement search. The original appointment and budget are retained.</w:t>
             </w:r>
           </w:p>
         </w:tc>
@@ -1469,7 +1474,7 @@
                 <w:color w:val="000000"/>
                 <w:sz w:val="18"/>
               </w:rPr>
-              <w:t>3:38–3:52</w:t>
+              <w:t>3:36–3:46</w:t>
             </w:r>
           </w:p>
         </w:tc>
@@ -1495,7 +1500,7 @@
                 <w:color w:val="000000"/>
                 <w:sz w:val="18"/>
               </w:rPr>
-              <w:t>History completes the journey</w:t>
+              <w:t>Replacement history</w:t>
             </w:r>
           </w:p>
         </w:tc>
@@ -1521,7 +1526,7 @@
                 <w:color w:val="000000"/>
                 <w:sz w:val="18"/>
               </w:rPr>
-              <w:t>The final events record fresh Breeze approval, the separate simulated payment and replacement confirmation. This is the displayed booking history. It does not claim a real service appointment, gateway charge or blockchain transaction.</w:t>
+              <w:t>The final events show the corrected demo address, fresh Breeze approval, its simulated payment and the confirmed replacement.</w:t>
             </w:r>
           </w:p>
         </w:tc>
@@ -1666,7 +1671,7 @@
                 <w:color w:val="000000"/>
                 <w:sz w:val="18"/>
               </w:rPr>
-              <w:t>3:52–4:02</w:t>
+              <w:t>3:46–3:56</w:t>
             </w:r>
           </w:p>
         </w:tc>
@@ -1692,7 +1697,7 @@
                 <w:color w:val="000000"/>
                 <w:sz w:val="18"/>
               </w:rPr>
-              <w:t>Booking lifecycle controls</w:t>
+              <w:t>Booking controls</w:t>
             </w:r>
           </w:p>
         </w:tc>
@@ -1749,7 +1754,7 @@
                 <w:color w:val="000000"/>
                 <w:sz w:val="18"/>
               </w:rPr>
-              <w:t>4:02–4:12</w:t>
+              <w:t>3:56–4:06</w:t>
             </w:r>
           </w:p>
         </w:tc>
@@ -1775,7 +1780,7 @@
                 <w:color w:val="000000"/>
                 <w:sz w:val="18"/>
               </w:rPr>
-              <w:t>Taskrabbit geography</w:t>
+              <w:t>Taskrabbit in India</w:t>
             </w:r>
           </w:p>
         </w:tc>
@@ -1832,7 +1837,7 @@
                 <w:color w:val="000000"/>
                 <w:sz w:val="18"/>
               </w:rPr>
-              <w:t>4:12–4:24</w:t>
+              <w:t>4:06–4:26</w:t>
             </w:r>
           </w:p>
         </w:tc>
@@ -1858,7 +1863,7 @@
                 <w:color w:val="000000"/>
                 <w:sz w:val="18"/>
               </w:rPr>
-              <w:t>Optional integrations</w:t>
+              <w:t>FET testnet payments</w:t>
             </w:r>
           </w:p>
         </w:tc>
@@ -1884,7 +1889,7 @@
                 <w:color w:val="000000"/>
                 <w:sz w:val="18"/>
               </w:rPr>
-              <w:t>Google Places is implemented and has twenty-three mocked tests, but live calls are disabled. Optional Dorado FET, Stripe test and Razorpay test code remains separate from this demonstrated mock payment. No live transaction is shown.</w:t>
+              <w:t>FET payments are implemented for Dorado testnet. ServiceSetu uses fet_direct, a native fetch1 wallet and a stored invoice. It checks the ledger transfer and blocks transaction reuse. All eighteen local tests pass. Live wallet signing and ASI:One checkout still need verification.</w:t>
             </w:r>
           </w:p>
         </w:tc>
@@ -1915,7 +1920,7 @@
                 <w:color w:val="000000"/>
                 <w:sz w:val="18"/>
               </w:rPr>
-              <w:t>4:24–4:34</w:t>
+              <w:t>4:26–4:34</w:t>
             </w:r>
           </w:p>
         </w:tc>
@@ -1941,7 +1946,7 @@
                 <w:color w:val="000000"/>
                 <w:sz w:val="18"/>
               </w:rPr>
-              <w:t>Verification and public source</w:t>
+              <w:t>Other integrations</w:t>
             </w:r>
           </w:p>
         </w:tc>
@@ -1967,7 +1972,7 @@
                 <w:color w:val="000000"/>
                 <w:sz w:val="18"/>
               </w:rPr>
-              <w:t>The current core suite passes three hundred forty-three tests with zero failures or skips. A local AC uAgent journey also passes. These local results are distinct from the actual ASI:One conversation shown here.</w:t>
+              <w:t>Google Places is implemented but live-disabled. Stripe and Razorpay test support remains optional; neither was used for this booking.</w:t>
             </w:r>
           </w:p>
         </w:tc>
@@ -2024,7 +2029,7 @@
                 <w:color w:val="000000"/>
                 <w:sz w:val="18"/>
               </w:rPr>
-              <w:t>Ready for your voiceover</w:t>
+              <w:t>Verification</w:t>
             </w:r>
           </w:p>
         </w:tc>
@@ -2050,7 +2055,90 @@
                 <w:color w:val="000000"/>
                 <w:sz w:val="18"/>
               </w:rPr>
-              <w:t>The fresh journey completed after safe refreshes. Intermittent transport history and remote hosting still need follow-up. A real pilot needs a consenting business, accurate service details and operator-confirmed availability.</w:t>
+              <w:t>The core suite passed three hundred forty-three tests. The eighteen FET tests passed again using ledger doubles. These tests do not prove live wallet checkout.</w:t>
+            </w:r>
+          </w:p>
+        </w:tc>
+      </w:tr>
+      <w:tr>
+        <w:trPr>
+          <w:cantSplit/>
+        </w:trPr>
+        <w:tc>
+          <w:tcPr>
+            <w:tcW w:type="dxa" w:w="1080"/>
+            <w:vAlign w:val="center"/>
+            <w:shd w:fill="F4F6F8"/>
+            <w:tcMar>
+              <w:top w:w="85" w:type="dxa"/>
+              <w:left w:w="85" w:type="dxa"/>
+              <w:bottom w:w="85" w:type="dxa"/>
+              <w:right w:w="85" w:type="dxa"/>
+            </w:tcMar>
+          </w:tcPr>
+          <w:p>
+            <w:pPr>
+              <w:spacing w:after="40" w:line="252" w:lineRule="auto"/>
+            </w:pPr>
+            <w:r>
+              <w:rPr>
+                <w:b w:val="0"/>
+                <w:color w:val="000000"/>
+                <w:sz w:val="18"/>
+              </w:rPr>
+              <w:t>4:44–4:54</w:t>
+            </w:r>
+          </w:p>
+        </w:tc>
+        <w:tc>
+          <w:tcPr>
+            <w:tcW w:type="dxa" w:w="2160"/>
+            <w:vAlign w:val="center"/>
+            <w:shd w:fill="F4F6F8"/>
+            <w:tcMar>
+              <w:top w:w="85" w:type="dxa"/>
+              <w:left w:w="85" w:type="dxa"/>
+              <w:bottom w:w="85" w:type="dxa"/>
+              <w:right w:w="85" w:type="dxa"/>
+            </w:tcMar>
+          </w:tcPr>
+          <w:p>
+            <w:pPr>
+              <w:spacing w:after="40" w:line="252" w:lineRule="auto"/>
+            </w:pPr>
+            <w:r>
+              <w:rPr>
+                <w:b w:val="0"/>
+                <w:color w:val="000000"/>
+                <w:sz w:val="18"/>
+              </w:rPr>
+              <w:t>ServiceSetu</w:t>
+            </w:r>
+          </w:p>
+        </w:tc>
+        <w:tc>
+          <w:tcPr>
+            <w:tcW w:type="dxa" w:w="6912"/>
+            <w:vAlign w:val="center"/>
+            <w:shd w:fill="F4F6F8"/>
+            <w:tcMar>
+              <w:top w:w="85" w:type="dxa"/>
+              <w:left w:w="85" w:type="dxa"/>
+              <w:bottom w:w="85" w:type="dxa"/>
+              <w:right w:w="85" w:type="dxa"/>
+            </w:tcMar>
+          </w:tcPr>
+          <w:p>
+            <w:pPr>
+              <w:spacing w:after="40" w:line="252" w:lineRule="auto"/>
+            </w:pPr>
+            <w:r>
+              <w:rPr>
+                <w:b w:val="0"/>
+                <w:color w:val="000000"/>
+                <w:sz w:val="18"/>
+              </w:rPr>
+              <w:t>That’s the completed demo. The repository and run instructions are public. A real pilot still needs a consenting provider.</w:t>
             </w:r>
           </w:p>
         </w:tc>

--- a/deliverables/ServiceSetu_Video_Script.docx
+++ b/deliverables/ServiceSetu_Video_Script.docx
@@ -20,7 +20,7 @@
     </w:p>
     <w:p>
       <w:r>
-        <w:t>24 October 2026   Video duration 4 minutes 54 seconds</w:t>
+        <w:t>24 October 2026   Video duration 4 minutes 52 seconds</w:t>
       </w:r>
     </w:p>
     <w:p>
@@ -30,7 +30,7 @@
     </w:p>
     <w:p>
       <w:r>
-        <w:t>Add your voice to ServiceSetu_Demo_v2.mp4. It uses actual captures of a new authenticated ASI One conversation, edited with short captions, an architecture diagram and a dedicated FET implementation section. It is not continuous real-time screen recording. Fictional providers and simulated payments remain labelled; no gateway charge or real service reservation is claimed.</w:t>
+        <w:t>Add your voice to ServiceSetu_Demo_v3.mp4. It uses actual captures of a new authenticated ASI One conversation, edited with short captions, an architecture diagram, live TomTom backend lookup/contact evidence and a dedicated FET implementation section. It is not continuous real-time screen recording. Fictional providers and simulated payments remain labelled; no gateway charge or real service reservation is claimed.</w:t>
       </w:r>
     </w:p>
     <w:p>
@@ -250,7 +250,7 @@
                 <w:color w:val="000000"/>
                 <w:sz w:val="18"/>
               </w:rPr>
-              <w:t>0:08–0:28</w:t>
+              <w:t>0:08–0:24</w:t>
             </w:r>
           </w:p>
         </w:tc>
@@ -302,7 +302,7 @@
                 <w:color w:val="000000"/>
                 <w:sz w:val="18"/>
               </w:rPr>
-              <w:t>The customer talks to one Concierge through Agentverse. Behind it, specialist and provider agents handle quotes, approval, booking and recovery. They share a SQLite database. TomTom and Taskrabbit are separate discovery tools. The Payment agent uses the configured payment rail.</w:t>
+              <w:t>The customer talks to one Concierge through Agentverse. Specialist and provider agents handle quotes, approval, booking and recovery. SQLite stores their state. TomTom and Taskrabbit handle discovery; the Payment agent uses the configured rail.</w:t>
             </w:r>
           </w:p>
         </w:tc>
@@ -333,7 +333,7 @@
                 <w:color w:val="000000"/>
                 <w:sz w:val="18"/>
               </w:rPr>
-              <w:t>0:28–0:46</w:t>
+              <w:t>0:24–0:34</w:t>
             </w:r>
           </w:p>
         </w:tc>
@@ -359,7 +359,7 @@
                 <w:color w:val="000000"/>
                 <w:sz w:val="18"/>
               </w:rPr>
-              <w:t>TomTom search</w:t>
+              <w:t>The TomTom API lookup</w:t>
             </w:r>
           </w:p>
         </w:tc>
@@ -385,7 +385,7 @@
                 <w:color w:val="000000"/>
                 <w:sz w:val="18"/>
               </w:rPr>
-              <w:t>First, TomTom searches for plumbers in Mandi. Four business results appear with TomTom attribution. These are discoveries, not verified or onboarded ServiceSetu providers, and the search does not create a reservation or payment.</w:t>
+              <w:t>Here is the actual backend lookup. The MCP client initializes, discovers the schema and calls TomTom fuzzy search for plumbers in Mandi, restricted to India.</w:t>
             </w:r>
           </w:p>
         </w:tc>
@@ -416,7 +416,7 @@
                 <w:color w:val="000000"/>
                 <w:sz w:val="18"/>
               </w:rPr>
-              <w:t>0:46–1:06</w:t>
+              <w:t>0:34–0:50</w:t>
             </w:r>
           </w:p>
         </w:tc>
@@ -442,7 +442,7 @@
                 <w:color w:val="000000"/>
                 <w:sz w:val="18"/>
               </w:rPr>
-              <w:t>The service request</w:t>
+              <w:t>Mandi plumber results in ASI:One</w:t>
             </w:r>
           </w:p>
         </w:tc>
@@ -468,7 +468,7 @@
                 <w:color w:val="000000"/>
                 <w:sz w:val="18"/>
               </w:rPr>
-              <w:t>The customer then requests AC service in Indiranagar, Bengaluru, for the twenty-fifth of October at ten AM, under one thousand rupees. CoolCare offers a visit for six hundred ninety-nine rupees; Breeze offers seven hundred forty-nine.</w:t>
+              <w:t>The earlier ASI:One conversation shows four Mandi-area business listings. These are real TomTom discoveries, separate from the fictional AC providers in our booking demo. Their availability and service coverage still need checking.</w:t>
             </w:r>
           </w:p>
         </w:tc>
@@ -613,7 +613,173 @@
                 <w:color w:val="000000"/>
                 <w:sz w:val="18"/>
               </w:rPr>
-              <w:t>1:06–1:18</w:t>
+              <w:t>0:50–1:06</w:t>
+            </w:r>
+          </w:p>
+        </w:tc>
+        <w:tc>
+          <w:tcPr>
+            <w:tcW w:type="dxa" w:w="2160"/>
+            <w:vAlign w:val="center"/>
+            <w:shd w:fill="FFFFFF"/>
+            <w:tcMar>
+              <w:top w:w="85" w:type="dxa"/>
+              <w:left w:w="85" w:type="dxa"/>
+              <w:bottom w:w="85" w:type="dxa"/>
+              <w:right w:w="85" w:type="dxa"/>
+            </w:tcMar>
+          </w:tcPr>
+          <w:p>
+            <w:pPr>
+              <w:spacing w:after="40" w:line="252" w:lineRule="auto"/>
+            </w:pPr>
+            <w:r>
+              <w:rPr>
+                <w:b w:val="0"/>
+                <w:color w:val="000000"/>
+                <w:sz w:val="18"/>
+              </w:rPr>
+              <w:t>Contact a listed business directly</w:t>
+            </w:r>
+          </w:p>
+        </w:tc>
+        <w:tc>
+          <w:tcPr>
+            <w:tcW w:type="dxa" w:w="6912"/>
+            <w:vAlign w:val="center"/>
+            <w:shd w:fill="FFFFFF"/>
+            <w:tcMar>
+              <w:top w:w="85" w:type="dxa"/>
+              <w:left w:w="85" w:type="dxa"/>
+              <w:bottom w:w="85" w:type="dxa"/>
+              <w:right w:w="85" w:type="dxa"/>
+            </w:tcMar>
+          </w:tcPr>
+          <w:p>
+            <w:pPr>
+              <w:spacing w:after="40" w:line="252" w:lineRule="auto"/>
+            </w:pPr>
+            <w:r>
+              <w:rPr>
+                <w:b w:val="0"/>
+                <w:color w:val="000000"/>
+                <w:sz w:val="18"/>
+              </w:rPr>
+              <w:t>The fresh backend lookup also returns these public phone numbers. Customers can call a listed business directly and confirm their area, appointment, scope and price. ServiceSetu has not called, verified, reserved or charged these businesses.</w:t>
+            </w:r>
+          </w:p>
+        </w:tc>
+      </w:tr>
+      <w:tr>
+        <w:trPr>
+          <w:cantSplit/>
+        </w:trPr>
+        <w:tc>
+          <w:tcPr>
+            <w:tcW w:type="dxa" w:w="1080"/>
+            <w:vAlign w:val="center"/>
+            <w:shd w:fill="F4F6F8"/>
+            <w:tcMar>
+              <w:top w:w="85" w:type="dxa"/>
+              <w:left w:w="85" w:type="dxa"/>
+              <w:bottom w:w="85" w:type="dxa"/>
+              <w:right w:w="85" w:type="dxa"/>
+            </w:tcMar>
+          </w:tcPr>
+          <w:p>
+            <w:pPr>
+              <w:spacing w:after="40" w:line="252" w:lineRule="auto"/>
+            </w:pPr>
+            <w:r>
+              <w:rPr>
+                <w:b w:val="0"/>
+                <w:color w:val="000000"/>
+                <w:sz w:val="18"/>
+              </w:rPr>
+              <w:t>1:06–1:26</w:t>
+            </w:r>
+          </w:p>
+        </w:tc>
+        <w:tc>
+          <w:tcPr>
+            <w:tcW w:type="dxa" w:w="2160"/>
+            <w:vAlign w:val="center"/>
+            <w:shd w:fill="F4F6F8"/>
+            <w:tcMar>
+              <w:top w:w="85" w:type="dxa"/>
+              <w:left w:w="85" w:type="dxa"/>
+              <w:bottom w:w="85" w:type="dxa"/>
+              <w:right w:w="85" w:type="dxa"/>
+            </w:tcMar>
+          </w:tcPr>
+          <w:p>
+            <w:pPr>
+              <w:spacing w:after="40" w:line="252" w:lineRule="auto"/>
+            </w:pPr>
+            <w:r>
+              <w:rPr>
+                <w:b w:val="0"/>
+                <w:color w:val="000000"/>
+                <w:sz w:val="18"/>
+              </w:rPr>
+              <w:t>The service request</w:t>
+            </w:r>
+          </w:p>
+        </w:tc>
+        <w:tc>
+          <w:tcPr>
+            <w:tcW w:type="dxa" w:w="6912"/>
+            <w:vAlign w:val="center"/>
+            <w:shd w:fill="F4F6F8"/>
+            <w:tcMar>
+              <w:top w:w="85" w:type="dxa"/>
+              <w:left w:w="85" w:type="dxa"/>
+              <w:bottom w:w="85" w:type="dxa"/>
+              <w:right w:w="85" w:type="dxa"/>
+            </w:tcMar>
+          </w:tcPr>
+          <w:p>
+            <w:pPr>
+              <w:spacing w:after="40" w:line="252" w:lineRule="auto"/>
+            </w:pPr>
+            <w:r>
+              <w:rPr>
+                <w:b w:val="0"/>
+                <w:color w:val="000000"/>
+                <w:sz w:val="18"/>
+              </w:rPr>
+              <w:t>The customer then requests AC service in Indiranagar, Bengaluru, for the twenty-fifth of October at ten AM, under one thousand rupees. CoolCare offers a visit for six hundred ninety-nine rupees; Breeze offers seven hundred forty-nine.</w:t>
+            </w:r>
+          </w:p>
+        </w:tc>
+      </w:tr>
+      <w:tr>
+        <w:trPr>
+          <w:cantSplit/>
+        </w:trPr>
+        <w:tc>
+          <w:tcPr>
+            <w:tcW w:type="dxa" w:w="1080"/>
+            <w:vAlign w:val="center"/>
+            <w:shd w:fill="FFFFFF"/>
+            <w:tcMar>
+              <w:top w:w="85" w:type="dxa"/>
+              <w:left w:w="85" w:type="dxa"/>
+              <w:bottom w:w="85" w:type="dxa"/>
+              <w:right w:w="85" w:type="dxa"/>
+            </w:tcMar>
+          </w:tcPr>
+          <w:p>
+            <w:pPr>
+              <w:spacing w:after="40" w:line="252" w:lineRule="auto"/>
+            </w:pPr>
+            <w:r>
+              <w:rPr>
+                <w:b w:val="0"/>
+                <w:color w:val="000000"/>
+                <w:sz w:val="18"/>
+              </w:rPr>
+              <w:t>1:26–1:36</w:t>
             </w:r>
           </w:p>
         </w:tc>
@@ -696,7 +862,7 @@
                 <w:color w:val="000000"/>
                 <w:sz w:val="18"/>
               </w:rPr>
-              <w:t>1:18–1:42</w:t>
+              <w:t>1:36–1:56</w:t>
             </w:r>
           </w:p>
         </w:tc>
@@ -779,7 +945,7 @@
                 <w:color w:val="000000"/>
                 <w:sz w:val="18"/>
               </w:rPr>
-              <w:t>1:42–2:00</w:t>
+              <w:t>1:56–2:14</w:t>
             </w:r>
           </w:p>
         </w:tc>
@@ -832,172 +998,6 @@
                 <w:sz w:val="18"/>
               </w:rPr>
               <w:t>The current quote is explicitly approved. CoolCare is confirmed with simulated payment paid and no gateway charge. The original approval, payment and confirmation are also recorded in the audit. Backend evidence was checked separately from what ASI:One displays.</w:t>
-            </w:r>
-          </w:p>
-        </w:tc>
-      </w:tr>
-      <w:tr>
-        <w:trPr>
-          <w:cantSplit/>
-        </w:trPr>
-        <w:tc>
-          <w:tcPr>
-            <w:tcW w:type="dxa" w:w="1080"/>
-            <w:vAlign w:val="center"/>
-            <w:shd w:fill="F4F6F8"/>
-            <w:tcMar>
-              <w:top w:w="85" w:type="dxa"/>
-              <w:left w:w="85" w:type="dxa"/>
-              <w:bottom w:w="85" w:type="dxa"/>
-              <w:right w:w="85" w:type="dxa"/>
-            </w:tcMar>
-          </w:tcPr>
-          <w:p>
-            <w:pPr>
-              <w:spacing w:after="40" w:line="252" w:lineRule="auto"/>
-            </w:pPr>
-            <w:r>
-              <w:rPr>
-                <w:b w:val="0"/>
-                <w:color w:val="000000"/>
-                <w:sz w:val="18"/>
-              </w:rPr>
-              <w:t>2:00–2:18</w:t>
-            </w:r>
-          </w:p>
-        </w:tc>
-        <w:tc>
-          <w:tcPr>
-            <w:tcW w:type="dxa" w:w="2160"/>
-            <w:vAlign w:val="center"/>
-            <w:shd w:fill="F4F6F8"/>
-            <w:tcMar>
-              <w:top w:w="85" w:type="dxa"/>
-              <w:left w:w="85" w:type="dxa"/>
-              <w:bottom w:w="85" w:type="dxa"/>
-              <w:right w:w="85" w:type="dxa"/>
-            </w:tcMar>
-          </w:tcPr>
-          <w:p>
-            <w:pPr>
-              <w:spacing w:after="40" w:line="252" w:lineRule="auto"/>
-            </w:pPr>
-            <w:r>
-              <w:rPr>
-                <w:b w:val="0"/>
-                <w:color w:val="000000"/>
-                <w:sz w:val="18"/>
-              </w:rPr>
-              <w:t>The provider cancels</w:t>
-            </w:r>
-          </w:p>
-        </w:tc>
-        <w:tc>
-          <w:tcPr>
-            <w:tcW w:type="dxa" w:w="6912"/>
-            <w:vAlign w:val="center"/>
-            <w:shd w:fill="F4F6F8"/>
-            <w:tcMar>
-              <w:top w:w="85" w:type="dxa"/>
-              <w:left w:w="85" w:type="dxa"/>
-              <w:bottom w:w="85" w:type="dxa"/>
-              <w:right w:w="85" w:type="dxa"/>
-            </w:tcMar>
-          </w:tcPr>
-          <w:p>
-            <w:pPr>
-              <w:spacing w:after="40" w:line="252" w:lineRule="auto"/>
-            </w:pPr>
-            <w:r>
-              <w:rPr>
-                <w:b w:val="0"/>
-                <w:color w:val="000000"/>
-                <w:sz w:val="18"/>
-              </w:rPr>
-              <w:t>Next, the operator uses the existing authenticated control to simulate the assigned provider cancelling. The customer receives the cancellation and the simulated reversal in the same conversation. This represents an unavailable provider; it is not an invented direct message from a real business.</w:t>
-            </w:r>
-          </w:p>
-        </w:tc>
-      </w:tr>
-      <w:tr>
-        <w:trPr>
-          <w:cantSplit/>
-        </w:trPr>
-        <w:tc>
-          <w:tcPr>
-            <w:tcW w:type="dxa" w:w="1080"/>
-            <w:vAlign w:val="center"/>
-            <w:shd w:fill="FFFFFF"/>
-            <w:tcMar>
-              <w:top w:w="85" w:type="dxa"/>
-              <w:left w:w="85" w:type="dxa"/>
-              <w:bottom w:w="85" w:type="dxa"/>
-              <w:right w:w="85" w:type="dxa"/>
-            </w:tcMar>
-          </w:tcPr>
-          <w:p>
-            <w:pPr>
-              <w:spacing w:after="40" w:line="252" w:lineRule="auto"/>
-            </w:pPr>
-            <w:r>
-              <w:rPr>
-                <w:b w:val="0"/>
-                <w:color w:val="000000"/>
-                <w:sz w:val="18"/>
-              </w:rPr>
-              <w:t>2:18–2:36</w:t>
-            </w:r>
-          </w:p>
-        </w:tc>
-        <w:tc>
-          <w:tcPr>
-            <w:tcW w:type="dxa" w:w="2160"/>
-            <w:vAlign w:val="center"/>
-            <w:shd w:fill="FFFFFF"/>
-            <w:tcMar>
-              <w:top w:w="85" w:type="dxa"/>
-              <w:left w:w="85" w:type="dxa"/>
-              <w:bottom w:w="85" w:type="dxa"/>
-              <w:right w:w="85" w:type="dxa"/>
-            </w:tcMar>
-          </w:tcPr>
-          <w:p>
-            <w:pPr>
-              <w:spacing w:after="40" w:line="252" w:lineRule="auto"/>
-            </w:pPr>
-            <w:r>
-              <w:rPr>
-                <w:b w:val="0"/>
-                <w:color w:val="000000"/>
-                <w:sz w:val="18"/>
-              </w:rPr>
-              <w:t>A replacement offer</w:t>
-            </w:r>
-          </w:p>
-        </w:tc>
-        <w:tc>
-          <w:tcPr>
-            <w:tcW w:type="dxa" w:w="6912"/>
-            <w:vAlign w:val="center"/>
-            <w:shd w:fill="FFFFFF"/>
-            <w:tcMar>
-              <w:top w:w="85" w:type="dxa"/>
-              <w:left w:w="85" w:type="dxa"/>
-              <w:bottom w:w="85" w:type="dxa"/>
-              <w:right w:w="85" w:type="dxa"/>
-            </w:tcMar>
-          </w:tcPr>
-          <w:p>
-            <w:pPr>
-              <w:spacing w:after="40" w:line="252" w:lineRule="auto"/>
-            </w:pPr>
-            <w:r>
-              <w:rPr>
-                <w:b w:val="0"/>
-                <w:color w:val="000000"/>
-                <w:sz w:val="18"/>
-              </w:rPr>
-              <w:t>Recovery looks for an alternative within the original service, area, appointment and one thousand rupee limit. Breeze is eligible at seven hundred forty-nine rupees. Offering a replacement does not automatically confirm it or reuse the original customer approval.</w:t>
             </w:r>
           </w:p>
         </w:tc>
@@ -1142,7 +1142,173 @@
                 <w:color w:val="000000"/>
                 <w:sz w:val="18"/>
               </w:rPr>
-              <w:t>2:36–2:58</w:t>
+              <w:t>2:14–2:32</w:t>
+            </w:r>
+          </w:p>
+        </w:tc>
+        <w:tc>
+          <w:tcPr>
+            <w:tcW w:type="dxa" w:w="2160"/>
+            <w:vAlign w:val="center"/>
+            <w:shd w:fill="FFFFFF"/>
+            <w:tcMar>
+              <w:top w:w="85" w:type="dxa"/>
+              <w:left w:w="85" w:type="dxa"/>
+              <w:bottom w:w="85" w:type="dxa"/>
+              <w:right w:w="85" w:type="dxa"/>
+            </w:tcMar>
+          </w:tcPr>
+          <w:p>
+            <w:pPr>
+              <w:spacing w:after="40" w:line="252" w:lineRule="auto"/>
+            </w:pPr>
+            <w:r>
+              <w:rPr>
+                <w:b w:val="0"/>
+                <w:color w:val="000000"/>
+                <w:sz w:val="18"/>
+              </w:rPr>
+              <w:t>The provider cancels</w:t>
+            </w:r>
+          </w:p>
+        </w:tc>
+        <w:tc>
+          <w:tcPr>
+            <w:tcW w:type="dxa" w:w="6912"/>
+            <w:vAlign w:val="center"/>
+            <w:shd w:fill="FFFFFF"/>
+            <w:tcMar>
+              <w:top w:w="85" w:type="dxa"/>
+              <w:left w:w="85" w:type="dxa"/>
+              <w:bottom w:w="85" w:type="dxa"/>
+              <w:right w:w="85" w:type="dxa"/>
+            </w:tcMar>
+          </w:tcPr>
+          <w:p>
+            <w:pPr>
+              <w:spacing w:after="40" w:line="252" w:lineRule="auto"/>
+            </w:pPr>
+            <w:r>
+              <w:rPr>
+                <w:b w:val="0"/>
+                <w:color w:val="000000"/>
+                <w:sz w:val="18"/>
+              </w:rPr>
+              <w:t>Next, the operator uses the existing authenticated control to simulate the assigned provider cancelling. The customer receives the cancellation and the simulated reversal in the same conversation. This represents an unavailable provider; it is not an invented direct message from a real business.</w:t>
+            </w:r>
+          </w:p>
+        </w:tc>
+      </w:tr>
+      <w:tr>
+        <w:trPr>
+          <w:cantSplit/>
+        </w:trPr>
+        <w:tc>
+          <w:tcPr>
+            <w:tcW w:type="dxa" w:w="1080"/>
+            <w:vAlign w:val="center"/>
+            <w:shd w:fill="F4F6F8"/>
+            <w:tcMar>
+              <w:top w:w="85" w:type="dxa"/>
+              <w:left w:w="85" w:type="dxa"/>
+              <w:bottom w:w="85" w:type="dxa"/>
+              <w:right w:w="85" w:type="dxa"/>
+            </w:tcMar>
+          </w:tcPr>
+          <w:p>
+            <w:pPr>
+              <w:spacing w:after="40" w:line="252" w:lineRule="auto"/>
+            </w:pPr>
+            <w:r>
+              <w:rPr>
+                <w:b w:val="0"/>
+                <w:color w:val="000000"/>
+                <w:sz w:val="18"/>
+              </w:rPr>
+              <w:t>2:32–2:50</w:t>
+            </w:r>
+          </w:p>
+        </w:tc>
+        <w:tc>
+          <w:tcPr>
+            <w:tcW w:type="dxa" w:w="2160"/>
+            <w:vAlign w:val="center"/>
+            <w:shd w:fill="F4F6F8"/>
+            <w:tcMar>
+              <w:top w:w="85" w:type="dxa"/>
+              <w:left w:w="85" w:type="dxa"/>
+              <w:bottom w:w="85" w:type="dxa"/>
+              <w:right w:w="85" w:type="dxa"/>
+            </w:tcMar>
+          </w:tcPr>
+          <w:p>
+            <w:pPr>
+              <w:spacing w:after="40" w:line="252" w:lineRule="auto"/>
+            </w:pPr>
+            <w:r>
+              <w:rPr>
+                <w:b w:val="0"/>
+                <w:color w:val="000000"/>
+                <w:sz w:val="18"/>
+              </w:rPr>
+              <w:t>A replacement offer</w:t>
+            </w:r>
+          </w:p>
+        </w:tc>
+        <w:tc>
+          <w:tcPr>
+            <w:tcW w:type="dxa" w:w="6912"/>
+            <w:vAlign w:val="center"/>
+            <w:shd w:fill="F4F6F8"/>
+            <w:tcMar>
+              <w:top w:w="85" w:type="dxa"/>
+              <w:left w:w="85" w:type="dxa"/>
+              <w:bottom w:w="85" w:type="dxa"/>
+              <w:right w:w="85" w:type="dxa"/>
+            </w:tcMar>
+          </w:tcPr>
+          <w:p>
+            <w:pPr>
+              <w:spacing w:after="40" w:line="252" w:lineRule="auto"/>
+            </w:pPr>
+            <w:r>
+              <w:rPr>
+                <w:b w:val="0"/>
+                <w:color w:val="000000"/>
+                <w:sz w:val="18"/>
+              </w:rPr>
+              <w:t>Recovery looks for an alternative within the original service, area, appointment and one thousand rupee limit. Breeze is eligible at seven hundred forty-nine rupees. Offering a replacement does not automatically confirm it or reuse the original customer approval.</w:t>
+            </w:r>
+          </w:p>
+        </w:tc>
+      </w:tr>
+      <w:tr>
+        <w:trPr>
+          <w:cantSplit/>
+        </w:trPr>
+        <w:tc>
+          <w:tcPr>
+            <w:tcW w:type="dxa" w:w="1080"/>
+            <w:vAlign w:val="center"/>
+            <w:shd w:fill="FFFFFF"/>
+            <w:tcMar>
+              <w:top w:w="85" w:type="dxa"/>
+              <w:left w:w="85" w:type="dxa"/>
+              <w:bottom w:w="85" w:type="dxa"/>
+              <w:right w:w="85" w:type="dxa"/>
+            </w:tcMar>
+          </w:tcPr>
+          <w:p>
+            <w:pPr>
+              <w:spacing w:after="40" w:line="252" w:lineRule="auto"/>
+            </w:pPr>
+            <w:r>
+              <w:rPr>
+                <w:b w:val="0"/>
+                <w:color w:val="000000"/>
+                <w:sz w:val="18"/>
+              </w:rPr>
+              <w:t>2:50–3:12</w:t>
             </w:r>
           </w:p>
         </w:tc>
@@ -1225,7 +1391,7 @@
                 <w:color w:val="000000"/>
                 <w:sz w:val="18"/>
               </w:rPr>
-              <w:t>2:58–3:16</w:t>
+              <w:t>3:12–3:30</w:t>
             </w:r>
           </w:p>
         </w:tc>
@@ -1308,7 +1474,7 @@
                 <w:color w:val="000000"/>
                 <w:sz w:val="18"/>
               </w:rPr>
-              <w:t>3:16–3:26</w:t>
+              <w:t>3:30–3:36</w:t>
             </w:r>
           </w:p>
         </w:tc>
@@ -1360,173 +1526,7 @@
                 <w:color w:val="000000"/>
                 <w:sz w:val="18"/>
               </w:rPr>
-              <w:t>The customer asks for the history. It shows the original request, quote, approval, simulated payment and confirmation.</w:t>
-            </w:r>
-          </w:p>
-        </w:tc>
-      </w:tr>
-      <w:tr>
-        <w:trPr>
-          <w:cantSplit/>
-        </w:trPr>
-        <w:tc>
-          <w:tcPr>
-            <w:tcW w:type="dxa" w:w="1080"/>
-            <w:vAlign w:val="center"/>
-            <w:shd w:fill="F4F6F8"/>
-            <w:tcMar>
-              <w:top w:w="85" w:type="dxa"/>
-              <w:left w:w="85" w:type="dxa"/>
-              <w:bottom w:w="85" w:type="dxa"/>
-              <w:right w:w="85" w:type="dxa"/>
-            </w:tcMar>
-          </w:tcPr>
-          <w:p>
-            <w:pPr>
-              <w:spacing w:after="40" w:line="252" w:lineRule="auto"/>
-            </w:pPr>
-            <w:r>
-              <w:rPr>
-                <w:b w:val="0"/>
-                <w:color w:val="000000"/>
-                <w:sz w:val="18"/>
-              </w:rPr>
-              <w:t>3:26–3:36</w:t>
-            </w:r>
-          </w:p>
-        </w:tc>
-        <w:tc>
-          <w:tcPr>
-            <w:tcW w:type="dxa" w:w="2160"/>
-            <w:vAlign w:val="center"/>
-            <w:shd w:fill="F4F6F8"/>
-            <w:tcMar>
-              <w:top w:w="85" w:type="dxa"/>
-              <w:left w:w="85" w:type="dxa"/>
-              <w:bottom w:w="85" w:type="dxa"/>
-              <w:right w:w="85" w:type="dxa"/>
-            </w:tcMar>
-          </w:tcPr>
-          <w:p>
-            <w:pPr>
-              <w:spacing w:after="40" w:line="252" w:lineRule="auto"/>
-            </w:pPr>
-            <w:r>
-              <w:rPr>
-                <w:b w:val="0"/>
-                <w:color w:val="000000"/>
-                <w:sz w:val="18"/>
-              </w:rPr>
-              <w:t>Cancellation history</w:t>
-            </w:r>
-          </w:p>
-        </w:tc>
-        <w:tc>
-          <w:tcPr>
-            <w:tcW w:type="dxa" w:w="6912"/>
-            <w:vAlign w:val="center"/>
-            <w:shd w:fill="F4F6F8"/>
-            <w:tcMar>
-              <w:top w:w="85" w:type="dxa"/>
-              <w:left w:w="85" w:type="dxa"/>
-              <w:bottom w:w="85" w:type="dxa"/>
-              <w:right w:w="85" w:type="dxa"/>
-            </w:tcMar>
-          </w:tcPr>
-          <w:p>
-            <w:pPr>
-              <w:spacing w:after="40" w:line="252" w:lineRule="auto"/>
-            </w:pPr>
-            <w:r>
-              <w:rPr>
-                <w:b w:val="0"/>
-                <w:color w:val="000000"/>
-                <w:sz w:val="18"/>
-              </w:rPr>
-              <w:t>Next are the provider cancellation, simulated reversal and replacement search. The original appointment and budget are retained.</w:t>
-            </w:r>
-          </w:p>
-        </w:tc>
-      </w:tr>
-      <w:tr>
-        <w:trPr>
-          <w:cantSplit/>
-        </w:trPr>
-        <w:tc>
-          <w:tcPr>
-            <w:tcW w:type="dxa" w:w="1080"/>
-            <w:vAlign w:val="center"/>
-            <w:shd w:fill="FFFFFF"/>
-            <w:tcMar>
-              <w:top w:w="85" w:type="dxa"/>
-              <w:left w:w="85" w:type="dxa"/>
-              <w:bottom w:w="85" w:type="dxa"/>
-              <w:right w:w="85" w:type="dxa"/>
-            </w:tcMar>
-          </w:tcPr>
-          <w:p>
-            <w:pPr>
-              <w:spacing w:after="40" w:line="252" w:lineRule="auto"/>
-            </w:pPr>
-            <w:r>
-              <w:rPr>
-                <w:b w:val="0"/>
-                <w:color w:val="000000"/>
-                <w:sz w:val="18"/>
-              </w:rPr>
-              <w:t>3:36–3:46</w:t>
-            </w:r>
-          </w:p>
-        </w:tc>
-        <w:tc>
-          <w:tcPr>
-            <w:tcW w:type="dxa" w:w="2160"/>
-            <w:vAlign w:val="center"/>
-            <w:shd w:fill="FFFFFF"/>
-            <w:tcMar>
-              <w:top w:w="85" w:type="dxa"/>
-              <w:left w:w="85" w:type="dxa"/>
-              <w:bottom w:w="85" w:type="dxa"/>
-              <w:right w:w="85" w:type="dxa"/>
-            </w:tcMar>
-          </w:tcPr>
-          <w:p>
-            <w:pPr>
-              <w:spacing w:after="40" w:line="252" w:lineRule="auto"/>
-            </w:pPr>
-            <w:r>
-              <w:rPr>
-                <w:b w:val="0"/>
-                <w:color w:val="000000"/>
-                <w:sz w:val="18"/>
-              </w:rPr>
-              <w:t>Replacement history</w:t>
-            </w:r>
-          </w:p>
-        </w:tc>
-        <w:tc>
-          <w:tcPr>
-            <w:tcW w:type="dxa" w:w="6912"/>
-            <w:vAlign w:val="center"/>
-            <w:shd w:fill="FFFFFF"/>
-            <w:tcMar>
-              <w:top w:w="85" w:type="dxa"/>
-              <w:left w:w="85" w:type="dxa"/>
-              <w:bottom w:w="85" w:type="dxa"/>
-              <w:right w:w="85" w:type="dxa"/>
-            </w:tcMar>
-          </w:tcPr>
-          <w:p>
-            <w:pPr>
-              <w:spacing w:after="40" w:line="252" w:lineRule="auto"/>
-            </w:pPr>
-            <w:r>
-              <w:rPr>
-                <w:b w:val="0"/>
-                <w:color w:val="000000"/>
-                <w:sz w:val="18"/>
-              </w:rPr>
-              <w:t>The final events show the corrected demo address, fresh Breeze approval, its simulated payment and the confirmed replacement.</w:t>
+              <w:t>History records the request, exact approval, simulated payment and confirmation.</w:t>
             </w:r>
           </w:p>
         </w:tc>
@@ -1671,7 +1671,173 @@
                 <w:color w:val="000000"/>
                 <w:sz w:val="18"/>
               </w:rPr>
-              <w:t>3:46–3:56</w:t>
+              <w:t>3:36–3:42</w:t>
+            </w:r>
+          </w:p>
+        </w:tc>
+        <w:tc>
+          <w:tcPr>
+            <w:tcW w:type="dxa" w:w="2160"/>
+            <w:vAlign w:val="center"/>
+            <w:shd w:fill="FFFFFF"/>
+            <w:tcMar>
+              <w:top w:w="85" w:type="dxa"/>
+              <w:left w:w="85" w:type="dxa"/>
+              <w:bottom w:w="85" w:type="dxa"/>
+              <w:right w:w="85" w:type="dxa"/>
+            </w:tcMar>
+          </w:tcPr>
+          <w:p>
+            <w:pPr>
+              <w:spacing w:after="40" w:line="252" w:lineRule="auto"/>
+            </w:pPr>
+            <w:r>
+              <w:rPr>
+                <w:b w:val="0"/>
+                <w:color w:val="000000"/>
+                <w:sz w:val="18"/>
+              </w:rPr>
+              <w:t>Cancellation history</w:t>
+            </w:r>
+          </w:p>
+        </w:tc>
+        <w:tc>
+          <w:tcPr>
+            <w:tcW w:type="dxa" w:w="6912"/>
+            <w:vAlign w:val="center"/>
+            <w:shd w:fill="FFFFFF"/>
+            <w:tcMar>
+              <w:top w:w="85" w:type="dxa"/>
+              <w:left w:w="85" w:type="dxa"/>
+              <w:bottom w:w="85" w:type="dxa"/>
+              <w:right w:w="85" w:type="dxa"/>
+            </w:tcMar>
+          </w:tcPr>
+          <w:p>
+            <w:pPr>
+              <w:spacing w:after="40" w:line="252" w:lineRule="auto"/>
+            </w:pPr>
+            <w:r>
+              <w:rPr>
+                <w:b w:val="0"/>
+                <w:color w:val="000000"/>
+                <w:sz w:val="18"/>
+              </w:rPr>
+              <w:t>Cancellation, reversal and recovery keep the original appointment and budget.</w:t>
+            </w:r>
+          </w:p>
+        </w:tc>
+      </w:tr>
+      <w:tr>
+        <w:trPr>
+          <w:cantSplit/>
+        </w:trPr>
+        <w:tc>
+          <w:tcPr>
+            <w:tcW w:type="dxa" w:w="1080"/>
+            <w:vAlign w:val="center"/>
+            <w:shd w:fill="F4F6F8"/>
+            <w:tcMar>
+              <w:top w:w="85" w:type="dxa"/>
+              <w:left w:w="85" w:type="dxa"/>
+              <w:bottom w:w="85" w:type="dxa"/>
+              <w:right w:w="85" w:type="dxa"/>
+            </w:tcMar>
+          </w:tcPr>
+          <w:p>
+            <w:pPr>
+              <w:spacing w:after="40" w:line="252" w:lineRule="auto"/>
+            </w:pPr>
+            <w:r>
+              <w:rPr>
+                <w:b w:val="0"/>
+                <w:color w:val="000000"/>
+                <w:sz w:val="18"/>
+              </w:rPr>
+              <w:t>3:42–3:48</w:t>
+            </w:r>
+          </w:p>
+        </w:tc>
+        <w:tc>
+          <w:tcPr>
+            <w:tcW w:type="dxa" w:w="2160"/>
+            <w:vAlign w:val="center"/>
+            <w:shd w:fill="F4F6F8"/>
+            <w:tcMar>
+              <w:top w:w="85" w:type="dxa"/>
+              <w:left w:w="85" w:type="dxa"/>
+              <w:bottom w:w="85" w:type="dxa"/>
+              <w:right w:w="85" w:type="dxa"/>
+            </w:tcMar>
+          </w:tcPr>
+          <w:p>
+            <w:pPr>
+              <w:spacing w:after="40" w:line="252" w:lineRule="auto"/>
+            </w:pPr>
+            <w:r>
+              <w:rPr>
+                <w:b w:val="0"/>
+                <w:color w:val="000000"/>
+                <w:sz w:val="18"/>
+              </w:rPr>
+              <w:t>Replacement history</w:t>
+            </w:r>
+          </w:p>
+        </w:tc>
+        <w:tc>
+          <w:tcPr>
+            <w:tcW w:type="dxa" w:w="6912"/>
+            <w:vAlign w:val="center"/>
+            <w:shd w:fill="F4F6F8"/>
+            <w:tcMar>
+              <w:top w:w="85" w:type="dxa"/>
+              <w:left w:w="85" w:type="dxa"/>
+              <w:bottom w:w="85" w:type="dxa"/>
+              <w:right w:w="85" w:type="dxa"/>
+            </w:tcMar>
+          </w:tcPr>
+          <w:p>
+            <w:pPr>
+              <w:spacing w:after="40" w:line="252" w:lineRule="auto"/>
+            </w:pPr>
+            <w:r>
+              <w:rPr>
+                <w:b w:val="0"/>
+                <w:color w:val="000000"/>
+                <w:sz w:val="18"/>
+              </w:rPr>
+              <w:t>Breeze needs fresh approval and its own simulated payment before confirmation.</w:t>
+            </w:r>
+          </w:p>
+        </w:tc>
+      </w:tr>
+      <w:tr>
+        <w:trPr>
+          <w:cantSplit/>
+        </w:trPr>
+        <w:tc>
+          <w:tcPr>
+            <w:tcW w:type="dxa" w:w="1080"/>
+            <w:vAlign w:val="center"/>
+            <w:shd w:fill="FFFFFF"/>
+            <w:tcMar>
+              <w:top w:w="85" w:type="dxa"/>
+              <w:left w:w="85" w:type="dxa"/>
+              <w:bottom w:w="85" w:type="dxa"/>
+              <w:right w:w="85" w:type="dxa"/>
+            </w:tcMar>
+          </w:tcPr>
+          <w:p>
+            <w:pPr>
+              <w:spacing w:after="40" w:line="252" w:lineRule="auto"/>
+            </w:pPr>
+            <w:r>
+              <w:rPr>
+                <w:b w:val="0"/>
+                <w:color w:val="000000"/>
+                <w:sz w:val="18"/>
+              </w:rPr>
+              <w:t>3:48–3:58</w:t>
             </w:r>
           </w:p>
         </w:tc>
@@ -1754,7 +1920,7 @@
                 <w:color w:val="000000"/>
                 <w:sz w:val="18"/>
               </w:rPr>
-              <w:t>3:56–4:06</w:t>
+              <w:t>3:58–4:08</w:t>
             </w:r>
           </w:p>
         </w:tc>
@@ -1837,7 +2003,7 @@
                 <w:color w:val="000000"/>
                 <w:sz w:val="18"/>
               </w:rPr>
-              <w:t>4:06–4:26</w:t>
+              <w:t>4:08–4:28</w:t>
             </w:r>
           </w:p>
         </w:tc>
@@ -1894,6 +2060,120 @@
           </w:p>
         </w:tc>
       </w:tr>
+    </w:tbl>
+    <w:p/>
+    <w:p>
+      <w:pPr>
+        <w:pStyle w:val="Heading1"/>
+        <w:pageBreakBefore/>
+      </w:pPr>
+      <w:r>
+        <w:t>Voiceover continued 5</w:t>
+      </w:r>
+    </w:p>
+    <w:tbl>
+      <w:tblPr>
+        <w:tblW w:type="auto" w:w="0"/>
+        <w:jc w:val="center"/>
+        <w:tblLayout w:type="fixed"/>
+        <w:tblLook w:firstColumn="1" w:firstRow="1" w:lastColumn="0" w:lastRow="0" w:noHBand="0" w:noVBand="1" w:val="04A0"/>
+        <w:tblBorders>
+          <w:top w:val="single" w:sz="4" w:color="D9D9D9"/>
+          <w:left w:val="single" w:sz="4" w:color="D9D9D9"/>
+          <w:bottom w:val="single" w:sz="4" w:color="D9D9D9"/>
+          <w:right w:val="single" w:sz="4" w:color="D9D9D9"/>
+          <w:insideH w:val="single" w:sz="4" w:color="D9D9D9"/>
+          <w:insideV w:val="single" w:sz="4" w:color="D9D9D9"/>
+        </w:tblBorders>
+      </w:tblPr>
+      <w:tblGrid>
+        <w:gridCol w:w="1080"/>
+        <w:gridCol w:w="2160"/>
+        <w:gridCol w:w="6912"/>
+      </w:tblGrid>
+      <w:tr>
+        <w:trPr>
+          <w:tblHeader/>
+        </w:trPr>
+        <w:tc>
+          <w:tcPr>
+            <w:tcW w:type="dxa" w:w="3408"/>
+            <w:vAlign w:val="center"/>
+            <w:shd w:fill="333333"/>
+            <w:tcMar>
+              <w:top w:w="85" w:type="dxa"/>
+              <w:left w:w="85" w:type="dxa"/>
+              <w:bottom w:w="85" w:type="dxa"/>
+              <w:right w:w="85" w:type="dxa"/>
+            </w:tcMar>
+          </w:tcPr>
+          <w:p>
+            <w:pPr>
+              <w:spacing w:after="40" w:line="252" w:lineRule="auto"/>
+            </w:pPr>
+            <w:r>
+              <w:rPr>
+                <w:b/>
+                <w:color w:val="FFFFFF"/>
+                <w:sz w:val="18"/>
+              </w:rPr>
+              <w:t>Time</w:t>
+            </w:r>
+          </w:p>
+        </w:tc>
+        <w:tc>
+          <w:tcPr>
+            <w:tcW w:type="dxa" w:w="3408"/>
+            <w:vAlign w:val="center"/>
+            <w:shd w:fill="333333"/>
+            <w:tcMar>
+              <w:top w:w="85" w:type="dxa"/>
+              <w:left w:w="85" w:type="dxa"/>
+              <w:bottom w:w="85" w:type="dxa"/>
+              <w:right w:w="85" w:type="dxa"/>
+            </w:tcMar>
+          </w:tcPr>
+          <w:p>
+            <w:pPr>
+              <w:spacing w:after="40" w:line="252" w:lineRule="auto"/>
+            </w:pPr>
+            <w:r>
+              <w:rPr>
+                <w:b/>
+                <w:color w:val="FFFFFF"/>
+                <w:sz w:val="18"/>
+              </w:rPr>
+              <w:t>Show</w:t>
+            </w:r>
+          </w:p>
+        </w:tc>
+        <w:tc>
+          <w:tcPr>
+            <w:tcW w:type="dxa" w:w="3408"/>
+            <w:vAlign w:val="center"/>
+            <w:shd w:fill="333333"/>
+            <w:tcMar>
+              <w:top w:w="85" w:type="dxa"/>
+              <w:left w:w="85" w:type="dxa"/>
+              <w:bottom w:w="85" w:type="dxa"/>
+              <w:right w:w="85" w:type="dxa"/>
+            </w:tcMar>
+          </w:tcPr>
+          <w:p>
+            <w:pPr>
+              <w:spacing w:after="40" w:line="252" w:lineRule="auto"/>
+            </w:pPr>
+            <w:r>
+              <w:rPr>
+                <w:b/>
+                <w:color w:val="FFFFFF"/>
+                <w:sz w:val="18"/>
+              </w:rPr>
+              <w:t>Say</w:t>
+            </w:r>
+          </w:p>
+        </w:tc>
+      </w:tr>
       <w:tr>
         <w:trPr>
           <w:cantSplit/>
@@ -1902,7 +2182,7 @@
           <w:tcPr>
             <w:tcW w:type="dxa" w:w="1080"/>
             <w:vAlign w:val="center"/>
-            <w:shd w:fill="F4F6F8"/>
+            <w:shd w:fill="FFFFFF"/>
             <w:tcMar>
               <w:top w:w="85" w:type="dxa"/>
               <w:left w:w="85" w:type="dxa"/>
@@ -1920,7 +2200,7 @@
                 <w:color w:val="000000"/>
                 <w:sz w:val="18"/>
               </w:rPr>
-              <w:t>4:26–4:34</w:t>
+              <w:t>4:28–4:36</w:t>
             </w:r>
           </w:p>
         </w:tc>
@@ -1928,7 +2208,7 @@
           <w:tcPr>
             <w:tcW w:type="dxa" w:w="2160"/>
             <w:vAlign w:val="center"/>
-            <w:shd w:fill="F4F6F8"/>
+            <w:shd w:fill="FFFFFF"/>
             <w:tcMar>
               <w:top w:w="85" w:type="dxa"/>
               <w:left w:w="85" w:type="dxa"/>
@@ -1954,7 +2234,7 @@
           <w:tcPr>
             <w:tcW w:type="dxa" w:w="6912"/>
             <w:vAlign w:val="center"/>
-            <w:shd w:fill="F4F6F8"/>
+            <w:shd w:fill="FFFFFF"/>
             <w:tcMar>
               <w:top w:w="85" w:type="dxa"/>
               <w:left w:w="85" w:type="dxa"/>
@@ -1985,6 +2265,89 @@
           <w:tcPr>
             <w:tcW w:type="dxa" w:w="1080"/>
             <w:vAlign w:val="center"/>
+            <w:shd w:fill="F4F6F8"/>
+            <w:tcMar>
+              <w:top w:w="85" w:type="dxa"/>
+              <w:left w:w="85" w:type="dxa"/>
+              <w:bottom w:w="85" w:type="dxa"/>
+              <w:right w:w="85" w:type="dxa"/>
+            </w:tcMar>
+          </w:tcPr>
+          <w:p>
+            <w:pPr>
+              <w:spacing w:after="40" w:line="252" w:lineRule="auto"/>
+            </w:pPr>
+            <w:r>
+              <w:rPr>
+                <w:b w:val="0"/>
+                <w:color w:val="000000"/>
+                <w:sz w:val="18"/>
+              </w:rPr>
+              <w:t>4:36–4:46</w:t>
+            </w:r>
+          </w:p>
+        </w:tc>
+        <w:tc>
+          <w:tcPr>
+            <w:tcW w:type="dxa" w:w="2160"/>
+            <w:vAlign w:val="center"/>
+            <w:shd w:fill="F4F6F8"/>
+            <w:tcMar>
+              <w:top w:w="85" w:type="dxa"/>
+              <w:left w:w="85" w:type="dxa"/>
+              <w:bottom w:w="85" w:type="dxa"/>
+              <w:right w:w="85" w:type="dxa"/>
+            </w:tcMar>
+          </w:tcPr>
+          <w:p>
+            <w:pPr>
+              <w:spacing w:after="40" w:line="252" w:lineRule="auto"/>
+            </w:pPr>
+            <w:r>
+              <w:rPr>
+                <w:b w:val="0"/>
+                <w:color w:val="000000"/>
+                <w:sz w:val="18"/>
+              </w:rPr>
+              <w:t>Verification</w:t>
+            </w:r>
+          </w:p>
+        </w:tc>
+        <w:tc>
+          <w:tcPr>
+            <w:tcW w:type="dxa" w:w="6912"/>
+            <w:vAlign w:val="center"/>
+            <w:shd w:fill="F4F6F8"/>
+            <w:tcMar>
+              <w:top w:w="85" w:type="dxa"/>
+              <w:left w:w="85" w:type="dxa"/>
+              <w:bottom w:w="85" w:type="dxa"/>
+              <w:right w:w="85" w:type="dxa"/>
+            </w:tcMar>
+          </w:tcPr>
+          <w:p>
+            <w:pPr>
+              <w:spacing w:after="40" w:line="252" w:lineRule="auto"/>
+            </w:pPr>
+            <w:r>
+              <w:rPr>
+                <w:b w:val="0"/>
+                <w:color w:val="000000"/>
+                <w:sz w:val="18"/>
+              </w:rPr>
+              <w:t>All three hundred forty-six core tests passed. The eighteen FET tests use ledger doubles; live wallet checkout remains unverified.</w:t>
+            </w:r>
+          </w:p>
+        </w:tc>
+      </w:tr>
+      <w:tr>
+        <w:trPr>
+          <w:cantSplit/>
+        </w:trPr>
+        <w:tc>
+          <w:tcPr>
+            <w:tcW w:type="dxa" w:w="1080"/>
+            <w:vAlign w:val="center"/>
             <w:shd w:fill="FFFFFF"/>
             <w:tcMar>
               <w:top w:w="85" w:type="dxa"/>
@@ -2003,7 +2366,7 @@
                 <w:color w:val="000000"/>
                 <w:sz w:val="18"/>
               </w:rPr>
-              <w:t>4:34–4:44</w:t>
+              <w:t>4:46–4:52</w:t>
             </w:r>
           </w:p>
         </w:tc>
@@ -2029,7 +2392,7 @@
                 <w:color w:val="000000"/>
                 <w:sz w:val="18"/>
               </w:rPr>
-              <w:t>Verification</w:t>
+              <w:t>ServiceSetu</w:t>
             </w:r>
           </w:p>
         </w:tc>
@@ -2055,90 +2418,7 @@
                 <w:color w:val="000000"/>
                 <w:sz w:val="18"/>
               </w:rPr>
-              <w:t>The core suite passed three hundred forty-three tests. The eighteen FET tests passed again using ledger doubles. These tests do not prove live wallet checkout.</w:t>
-            </w:r>
-          </w:p>
-        </w:tc>
-      </w:tr>
-      <w:tr>
-        <w:trPr>
-          <w:cantSplit/>
-        </w:trPr>
-        <w:tc>
-          <w:tcPr>
-            <w:tcW w:type="dxa" w:w="1080"/>
-            <w:vAlign w:val="center"/>
-            <w:shd w:fill="F4F6F8"/>
-            <w:tcMar>
-              <w:top w:w="85" w:type="dxa"/>
-              <w:left w:w="85" w:type="dxa"/>
-              <w:bottom w:w="85" w:type="dxa"/>
-              <w:right w:w="85" w:type="dxa"/>
-            </w:tcMar>
-          </w:tcPr>
-          <w:p>
-            <w:pPr>
-              <w:spacing w:after="40" w:line="252" w:lineRule="auto"/>
-            </w:pPr>
-            <w:r>
-              <w:rPr>
-                <w:b w:val="0"/>
-                <w:color w:val="000000"/>
-                <w:sz w:val="18"/>
-              </w:rPr>
-              <w:t>4:44–4:54</w:t>
-            </w:r>
-          </w:p>
-        </w:tc>
-        <w:tc>
-          <w:tcPr>
-            <w:tcW w:type="dxa" w:w="2160"/>
-            <w:vAlign w:val="center"/>
-            <w:shd w:fill="F4F6F8"/>
-            <w:tcMar>
-              <w:top w:w="85" w:type="dxa"/>
-              <w:left w:w="85" w:type="dxa"/>
-              <w:bottom w:w="85" w:type="dxa"/>
-              <w:right w:w="85" w:type="dxa"/>
-            </w:tcMar>
-          </w:tcPr>
-          <w:p>
-            <w:pPr>
-              <w:spacing w:after="40" w:line="252" w:lineRule="auto"/>
-            </w:pPr>
-            <w:r>
-              <w:rPr>
-                <w:b w:val="0"/>
-                <w:color w:val="000000"/>
-                <w:sz w:val="18"/>
-              </w:rPr>
-              <w:t>ServiceSetu</w:t>
-            </w:r>
-          </w:p>
-        </w:tc>
-        <w:tc>
-          <w:tcPr>
-            <w:tcW w:type="dxa" w:w="6912"/>
-            <w:vAlign w:val="center"/>
-            <w:shd w:fill="F4F6F8"/>
-            <w:tcMar>
-              <w:top w:w="85" w:type="dxa"/>
-              <w:left w:w="85" w:type="dxa"/>
-              <w:bottom w:w="85" w:type="dxa"/>
-              <w:right w:w="85" w:type="dxa"/>
-            </w:tcMar>
-          </w:tcPr>
-          <w:p>
-            <w:pPr>
-              <w:spacing w:after="40" w:line="252" w:lineRule="auto"/>
-            </w:pPr>
-            <w:r>
-              <w:rPr>
-                <w:b w:val="0"/>
-                <w:color w:val="000000"/>
-                <w:sz w:val="18"/>
-              </w:rPr>
-              <w:t>That’s the completed demo. The repository and run instructions are public. A real pilot still needs a consenting provider.</w:t>
+              <w:t>The code and instructions are public. A real pilot needs provider agreement.</w:t>
             </w:r>
           </w:p>
         </w:tc>
@@ -3278,7 +3558,7 @@
     <w:p/>
     <w:p>
       <w:r>
-        <w:t>Final state: Breeze AC confirmed at INR 749, simulated payment paid. CoolCare at INR 699 was cancelled and its simulated payment reversed. TomTom returned four Mandi discoveries in this same chat; Taskrabbit India refusal also rendered. Google live calls, gateway transactions and on-chain payments are not claimed.</w:t>
+        <w:t>Final state: Breeze AC confirmed at INR 749, simulated payment paid. CoolCare at INR 699 was cancelled and its simulated payment reversed. TomTom returned four Mandi discoveries in this same chat; a new backend check also returned public listing phones. No call was placed, and live ASI One rendering of the new phone field remains unchecked; Taskrabbit India refusal also rendered. Google live calls, gateway transactions and on-chain payments are not claimed.</w:t>
       </w:r>
     </w:p>
     <w:p>
